--- a/Experiment_8/Experiment_8_Worksheet.docx
+++ b/Experiment_8/Experiment_8_Worksheet.docx
@@ -408,50 +408,35 @@
           <w:sz w:val="28"/>
           <w:szCs w:val="28"/>
         </w:rPr>
-        <w:t>Experiment 8 – Design of a Parameterized PL/SQL Stored Procedure for Employee Count by Gender (</w:t>
-      </w:r>
-      <w:proofErr w:type="spellStart"/>
-      <w:r>
-        <w:rPr>
-          <w:rFonts w:ascii="Times New Roman" w:hAnsi="Times New Roman" w:cs="Times New Roman"/>
-          <w:b/>
-          <w:bCs/>
-          <w:sz w:val="28"/>
-          <w:szCs w:val="28"/>
-        </w:rPr>
-        <w:t>CData</w:t>
-      </w:r>
-      <w:proofErr w:type="spellEnd"/>
-      <w:r>
-        <w:rPr>
-          <w:rFonts w:ascii="Times New Roman" w:hAnsi="Times New Roman" w:cs="Times New Roman"/>
-          <w:b/>
-          <w:bCs/>
-          <w:sz w:val="28"/>
-          <w:szCs w:val="28"/>
-        </w:rPr>
-        <w:t>, Toddle)</w:t>
+        <w:t>Experiment 9 – Design of a PL/SQL Package with Procedures and Shared Cursor (Enterprise Applications)</w:t>
       </w:r>
     </w:p>
     <w:p>
       <w:pPr>
         <w:rPr>
           <w:rFonts w:ascii="Times New Roman" w:hAnsi="Times New Roman" w:cs="Times New Roman"/>
+          <w:sz w:val="28"/>
+          <w:szCs w:val="28"/>
+        </w:rPr>
+      </w:pPr>
+      <w:r>
+        <w:rPr>
+          <w:rFonts w:ascii="Times New Roman" w:hAnsi="Times New Roman" w:cs="Times New Roman"/>
           <w:b/>
           <w:bCs/>
           <w:sz w:val="28"/>
           <w:szCs w:val="28"/>
         </w:rPr>
-      </w:pPr>
+        <w:t>Experiment</w:t>
+      </w:r>
       <w:r>
         <w:rPr>
           <w:rFonts w:ascii="Times New Roman" w:hAnsi="Times New Roman" w:cs="Times New Roman"/>
-          <w:b/>
-          <w:bCs/>
-          <w:sz w:val="28"/>
-          <w:szCs w:val="28"/>
-        </w:rPr>
-        <w:t>Experiment</w:t>
+          <w:sz w:val="28"/>
+          <w:szCs w:val="28"/>
+        </w:rPr>
+        <w:br/>
+        <w:t>Designing and implementing a PL/SQL package that contains procedures and a shared cursor to fetch and display employee details. This experiment demonstrates modular programming, code reusability, and efficient data handling using packages in PL/SQL.</w:t>
       </w:r>
     </w:p>
     <w:p>
@@ -465,48 +450,21 @@
       <w:r>
         <w:rPr>
           <w:rFonts w:ascii="Times New Roman" w:hAnsi="Times New Roman" w:cs="Times New Roman"/>
-          <w:sz w:val="28"/>
-          <w:szCs w:val="28"/>
-        </w:rPr>
-        <w:t>Experiment 8: Designing and implementing a parameterized PL/SQL stored procedure that accepts gender as an input parameter and returns the total number of employees based on the given gender. This experiment demonstrates procedural programming, parameterized logic, and dynamic data retrieval in a database environment.</w:t>
-      </w:r>
-    </w:p>
-    <w:p>
-      <w:pPr>
-        <w:rPr>
-          <w:rFonts w:ascii="Times New Roman" w:hAnsi="Times New Roman" w:cs="Times New Roman"/>
           <w:b/>
           <w:bCs/>
           <w:sz w:val="28"/>
           <w:szCs w:val="28"/>
         </w:rPr>
-      </w:pPr>
-      <w:r>
-        <w:rPr>
-          <w:rFonts w:ascii="Times New Roman" w:hAnsi="Times New Roman" w:cs="Times New Roman"/>
-          <w:b/>
-          <w:bCs/>
-          <w:sz w:val="28"/>
-          <w:szCs w:val="28"/>
-        </w:rPr>
         <w:t>Aim</w:t>
       </w:r>
-    </w:p>
-    <w:p>
-      <w:pPr>
-        <w:rPr>
-          <w:rFonts w:ascii="Times New Roman" w:hAnsi="Times New Roman" w:cs="Times New Roman"/>
-          <w:sz w:val="28"/>
-          <w:szCs w:val="28"/>
-        </w:rPr>
-      </w:pPr>
       <w:r>
         <w:rPr>
           <w:rFonts w:ascii="Times New Roman" w:hAnsi="Times New Roman" w:cs="Times New Roman"/>
           <w:sz w:val="28"/>
           <w:szCs w:val="28"/>
         </w:rPr>
-        <w:t>To design and implement a stored procedure that accepts gender as an input parameter and returns the total number of employees based on the gender passed, thereby demonstrating procedural programming and parameterized logic in PL/SQL.</w:t>
+        <w:br/>
+        <w:t>To create and implement a PL/SQL package consisting of a package specification and package body that includes procedures and a shared cursor for retrieving and displaying employee data.</w:t>
       </w:r>
     </w:p>
     <w:p>
@@ -534,7 +492,7 @@
       <w:pPr>
         <w:numPr>
           <w:ilvl w:val="0"/>
-          <w:numId w:val="58"/>
+          <w:numId w:val="65"/>
         </w:numPr>
         <w:rPr>
           <w:rFonts w:ascii="Times New Roman" w:hAnsi="Times New Roman" w:cs="Times New Roman"/>
@@ -548,14 +506,14 @@
           <w:sz w:val="28"/>
           <w:szCs w:val="28"/>
         </w:rPr>
-        <w:t xml:space="preserve">To understand the structure and components of a PL/SQL stored procedure. </w:t>
+        <w:t>To understand the concept and structure of PL/SQL packages</w:t>
       </w:r>
     </w:p>
     <w:p>
       <w:pPr>
         <w:numPr>
           <w:ilvl w:val="0"/>
-          <w:numId w:val="58"/>
+          <w:numId w:val="65"/>
         </w:numPr>
         <w:rPr>
           <w:rFonts w:ascii="Times New Roman" w:hAnsi="Times New Roman" w:cs="Times New Roman"/>
@@ -569,14 +527,14 @@
           <w:sz w:val="28"/>
           <w:szCs w:val="28"/>
         </w:rPr>
-        <w:t xml:space="preserve">To implement IN and OUT parameters in stored procedures. </w:t>
+        <w:t>To differentiate between package specification and package body</w:t>
       </w:r>
     </w:p>
     <w:p>
       <w:pPr>
         <w:numPr>
           <w:ilvl w:val="0"/>
-          <w:numId w:val="58"/>
+          <w:numId w:val="65"/>
         </w:numPr>
         <w:rPr>
           <w:rFonts w:ascii="Times New Roman" w:hAnsi="Times New Roman" w:cs="Times New Roman"/>
@@ -590,14 +548,14 @@
           <w:sz w:val="28"/>
           <w:szCs w:val="28"/>
         </w:rPr>
-        <w:t xml:space="preserve">To pass dynamic input values to procedures. </w:t>
+        <w:t>To implement procedures inside packages</w:t>
       </w:r>
     </w:p>
     <w:p>
       <w:pPr>
         <w:numPr>
           <w:ilvl w:val="0"/>
-          <w:numId w:val="58"/>
+          <w:numId w:val="65"/>
         </w:numPr>
         <w:rPr>
           <w:rFonts w:ascii="Times New Roman" w:hAnsi="Times New Roman" w:cs="Times New Roman"/>
@@ -611,14 +569,14 @@
           <w:sz w:val="28"/>
           <w:szCs w:val="28"/>
         </w:rPr>
-        <w:t xml:space="preserve">To apply aggregate functions for data analysis. </w:t>
+        <w:t>To use shared cursors for efficient data retrieval</w:t>
       </w:r>
     </w:p>
     <w:p>
       <w:pPr>
         <w:numPr>
           <w:ilvl w:val="0"/>
-          <w:numId w:val="58"/>
+          <w:numId w:val="65"/>
         </w:numPr>
         <w:rPr>
           <w:rFonts w:ascii="Times New Roman" w:hAnsi="Times New Roman" w:cs="Times New Roman"/>
@@ -632,13 +590,15 @@
           <w:sz w:val="28"/>
           <w:szCs w:val="28"/>
         </w:rPr>
-        <w:t xml:space="preserve">To develop reusable database logic for real-world business scenarios. </w:t>
+        <w:t>To develop modular and reusable database programs</w:t>
       </w:r>
     </w:p>
     <w:p>
       <w:pPr>
         <w:rPr>
           <w:rFonts w:ascii="Times New Roman" w:hAnsi="Times New Roman" w:cs="Times New Roman"/>
+          <w:b/>
+          <w:bCs/>
           <w:sz w:val="28"/>
           <w:szCs w:val="28"/>
         </w:rPr>
@@ -646,6 +606,8 @@
       <w:r>
         <w:rPr>
           <w:rFonts w:ascii="Times New Roman" w:hAnsi="Times New Roman" w:cs="Times New Roman"/>
+          <w:b/>
+          <w:bCs/>
           <w:sz w:val="28"/>
           <w:szCs w:val="28"/>
         </w:rPr>
@@ -668,34 +630,18 @@
         </w:rPr>
         <w:t>Database Management System:</w:t>
       </w:r>
-    </w:p>
-    <w:p>
-      <w:pPr>
-        <w:numPr>
-          <w:ilvl w:val="0"/>
-          <w:numId w:val="59"/>
-        </w:numPr>
-        <w:rPr>
-          <w:rFonts w:ascii="Times New Roman" w:hAnsi="Times New Roman" w:cs="Times New Roman"/>
-          <w:sz w:val="28"/>
-          <w:szCs w:val="28"/>
-        </w:rPr>
-      </w:pPr>
       <w:r>
         <w:rPr>
           <w:rFonts w:ascii="Times New Roman" w:hAnsi="Times New Roman" w:cs="Times New Roman"/>
           <w:sz w:val="28"/>
           <w:szCs w:val="28"/>
         </w:rPr>
-        <w:t xml:space="preserve">Oracle Database Express Edition (Oracle XE) </w:t>
+        <w:br/>
+        <w:t>Oracle Database Express Edition (Oracle XE) / PostgreSQL</w:t>
       </w:r>
     </w:p>
     <w:p>
       <w:pPr>
-        <w:numPr>
-          <w:ilvl w:val="0"/>
-          <w:numId w:val="59"/>
-        </w:numPr>
         <w:rPr>
           <w:rFonts w:ascii="Times New Roman" w:hAnsi="Times New Roman" w:cs="Times New Roman"/>
           <w:sz w:val="28"/>
@@ -708,7 +654,61 @@
           <w:sz w:val="28"/>
           <w:szCs w:val="28"/>
         </w:rPr>
-        <w:t xml:space="preserve">PostgreSQL Database </w:t>
+        <w:t>Database Administration Tool:</w:t>
+      </w:r>
+      <w:r>
+        <w:rPr>
+          <w:rFonts w:ascii="Times New Roman" w:hAnsi="Times New Roman" w:cs="Times New Roman"/>
+          <w:sz w:val="28"/>
+          <w:szCs w:val="28"/>
+        </w:rPr>
+        <w:br/>
+        <w:t xml:space="preserve">Oracle SQL Developer / </w:t>
+      </w:r>
+      <w:proofErr w:type="spellStart"/>
+      <w:r>
+        <w:rPr>
+          <w:rFonts w:ascii="Times New Roman" w:hAnsi="Times New Roman" w:cs="Times New Roman"/>
+          <w:sz w:val="28"/>
+          <w:szCs w:val="28"/>
+        </w:rPr>
+        <w:t>pgAdmin</w:t>
+      </w:r>
+      <w:proofErr w:type="spellEnd"/>
+    </w:p>
+    <w:p>
+      <w:pPr>
+        <w:rPr>
+          <w:rFonts w:ascii="Times New Roman" w:hAnsi="Times New Roman" w:cs="Times New Roman"/>
+          <w:sz w:val="28"/>
+          <w:szCs w:val="28"/>
+        </w:rPr>
+      </w:pPr>
+      <w:r>
+        <w:rPr>
+          <w:rFonts w:ascii="Times New Roman" w:hAnsi="Times New Roman" w:cs="Times New Roman"/>
+          <w:sz w:val="28"/>
+          <w:szCs w:val="28"/>
+        </w:rPr>
+        <w:t>Problem Statement</w:t>
+      </w:r>
+      <w:r>
+        <w:rPr>
+          <w:rFonts w:ascii="Times New Roman" w:hAnsi="Times New Roman" w:cs="Times New Roman"/>
+          <w:sz w:val="28"/>
+          <w:szCs w:val="28"/>
+        </w:rPr>
+        <w:br/>
+        <w:t xml:space="preserve">In enterprise-level database applications, related operations must be grouped together for better maintainability, performance, and reusability. A PL/SQL package provides a structured </w:t>
+      </w:r>
+      <w:r>
+        <w:rPr>
+          <w:rFonts w:ascii="Times New Roman" w:hAnsi="Times New Roman" w:cs="Times New Roman"/>
+          <w:sz w:val="28"/>
+          <w:szCs w:val="28"/>
+        </w:rPr>
+        <w:lastRenderedPageBreak/>
+        <w:t>approach to organize procedures and shared cursors, ensuring efficient data retrieval and modular program design.</w:t>
       </w:r>
     </w:p>
     <w:p>
@@ -722,136 +722,6 @@
       <w:r>
         <w:rPr>
           <w:rFonts w:ascii="Times New Roman" w:hAnsi="Times New Roman" w:cs="Times New Roman"/>
-          <w:sz w:val="28"/>
-          <w:szCs w:val="28"/>
-        </w:rPr>
-        <w:t>Database Administration Tool / Client Tool:</w:t>
-      </w:r>
-    </w:p>
-    <w:p>
-      <w:pPr>
-        <w:numPr>
-          <w:ilvl w:val="0"/>
-          <w:numId w:val="60"/>
-        </w:numPr>
-        <w:rPr>
-          <w:rFonts w:ascii="Times New Roman" w:hAnsi="Times New Roman" w:cs="Times New Roman"/>
-          <w:sz w:val="28"/>
-          <w:szCs w:val="28"/>
-        </w:rPr>
-      </w:pPr>
-      <w:r>
-        <w:rPr>
-          <w:rFonts w:ascii="Times New Roman" w:hAnsi="Times New Roman" w:cs="Times New Roman"/>
-          <w:sz w:val="28"/>
-          <w:szCs w:val="28"/>
-        </w:rPr>
-        <w:lastRenderedPageBreak/>
-        <w:t xml:space="preserve">Oracle SQL Developer (for Oracle XE) </w:t>
-      </w:r>
-    </w:p>
-    <w:p>
-      <w:pPr>
-        <w:numPr>
-          <w:ilvl w:val="0"/>
-          <w:numId w:val="60"/>
-        </w:numPr>
-        <w:rPr>
-          <w:rFonts w:ascii="Times New Roman" w:hAnsi="Times New Roman" w:cs="Times New Roman"/>
-          <w:sz w:val="28"/>
-          <w:szCs w:val="28"/>
-        </w:rPr>
-      </w:pPr>
-      <w:proofErr w:type="spellStart"/>
-      <w:r>
-        <w:rPr>
-          <w:rFonts w:ascii="Times New Roman" w:hAnsi="Times New Roman" w:cs="Times New Roman"/>
-          <w:sz w:val="28"/>
-          <w:szCs w:val="28"/>
-        </w:rPr>
-        <w:t>pgAdmin</w:t>
-      </w:r>
-      <w:proofErr w:type="spellEnd"/>
-      <w:r>
-        <w:rPr>
-          <w:rFonts w:ascii="Times New Roman" w:hAnsi="Times New Roman" w:cs="Times New Roman"/>
-          <w:sz w:val="28"/>
-          <w:szCs w:val="28"/>
-        </w:rPr>
-        <w:t xml:space="preserve"> (for PostgreSQL) </w:t>
-      </w:r>
-    </w:p>
-    <w:p>
-      <w:pPr>
-        <w:rPr>
-          <w:rFonts w:ascii="Times New Roman" w:hAnsi="Times New Roman" w:cs="Times New Roman"/>
-          <w:b/>
-          <w:bCs/>
-          <w:sz w:val="28"/>
-          <w:szCs w:val="28"/>
-        </w:rPr>
-      </w:pPr>
-      <w:r>
-        <w:rPr>
-          <w:rFonts w:ascii="Times New Roman" w:hAnsi="Times New Roman" w:cs="Times New Roman"/>
-          <w:b/>
-          <w:bCs/>
-          <w:sz w:val="28"/>
-          <w:szCs w:val="28"/>
-        </w:rPr>
-        <w:t>Problem Statement</w:t>
-      </w:r>
-    </w:p>
-    <w:p>
-      <w:pPr>
-        <w:rPr>
-          <w:rFonts w:ascii="Times New Roman" w:hAnsi="Times New Roman" w:cs="Times New Roman"/>
-          <w:sz w:val="28"/>
-          <w:szCs w:val="28"/>
-        </w:rPr>
-      </w:pPr>
-      <w:r>
-        <w:rPr>
-          <w:rFonts w:ascii="Times New Roman" w:hAnsi="Times New Roman" w:cs="Times New Roman"/>
-          <w:sz w:val="28"/>
-          <w:szCs w:val="28"/>
-        </w:rPr>
-        <w:t xml:space="preserve">Organizations often require flexible reporting mechanisms to </w:t>
-      </w:r>
-      <w:proofErr w:type="spellStart"/>
-      <w:r>
-        <w:rPr>
-          <w:rFonts w:ascii="Times New Roman" w:hAnsi="Times New Roman" w:cs="Times New Roman"/>
-          <w:sz w:val="28"/>
-          <w:szCs w:val="28"/>
-        </w:rPr>
-        <w:t>analyze</w:t>
-      </w:r>
-      <w:proofErr w:type="spellEnd"/>
-      <w:r>
-        <w:rPr>
-          <w:rFonts w:ascii="Times New Roman" w:hAnsi="Times New Roman" w:cs="Times New Roman"/>
-          <w:sz w:val="28"/>
-          <w:szCs w:val="28"/>
-        </w:rPr>
-        <w:t xml:space="preserve"> workforce distribution based on gender for compliance and internal analytics. A dynamic and reusable solution is needed to efficiently retrieve employee counts based on gender input.</w:t>
-      </w:r>
-    </w:p>
-    <w:p>
-      <w:pPr>
-        <w:rPr>
-          <w:rFonts w:ascii="Times New Roman" w:hAnsi="Times New Roman" w:cs="Times New Roman"/>
-          <w:b/>
-          <w:bCs/>
-          <w:sz w:val="28"/>
-          <w:szCs w:val="28"/>
-        </w:rPr>
-      </w:pPr>
-      <w:r>
-        <w:rPr>
-          <w:rFonts w:ascii="Times New Roman" w:hAnsi="Times New Roman" w:cs="Times New Roman"/>
-          <w:b/>
-          <w:bCs/>
           <w:sz w:val="28"/>
           <w:szCs w:val="28"/>
         </w:rPr>
@@ -862,7 +732,7 @@
       <w:pPr>
         <w:numPr>
           <w:ilvl w:val="0"/>
-          <w:numId w:val="61"/>
+          <w:numId w:val="66"/>
         </w:numPr>
         <w:rPr>
           <w:rFonts w:ascii="Times New Roman" w:hAnsi="Times New Roman" w:cs="Times New Roman"/>
@@ -876,14 +746,14 @@
           <w:sz w:val="28"/>
           <w:szCs w:val="28"/>
         </w:rPr>
-        <w:t xml:space="preserve">Create an employee table with relevant attributes. </w:t>
+        <w:t>Create an employee table with relevant attributes</w:t>
       </w:r>
     </w:p>
     <w:p>
       <w:pPr>
         <w:numPr>
           <w:ilvl w:val="0"/>
-          <w:numId w:val="61"/>
+          <w:numId w:val="66"/>
         </w:numPr>
         <w:rPr>
           <w:rFonts w:ascii="Times New Roman" w:hAnsi="Times New Roman" w:cs="Times New Roman"/>
@@ -897,14 +767,14 @@
           <w:sz w:val="28"/>
           <w:szCs w:val="28"/>
         </w:rPr>
-        <w:t xml:space="preserve">Insert sample data into the employee table. </w:t>
+        <w:t>Insert sample data into the table</w:t>
       </w:r>
     </w:p>
     <w:p>
       <w:pPr>
         <w:numPr>
           <w:ilvl w:val="0"/>
-          <w:numId w:val="61"/>
+          <w:numId w:val="66"/>
         </w:numPr>
         <w:rPr>
           <w:rFonts w:ascii="Times New Roman" w:hAnsi="Times New Roman" w:cs="Times New Roman"/>
@@ -918,14 +788,14 @@
           <w:sz w:val="28"/>
           <w:szCs w:val="28"/>
         </w:rPr>
-        <w:t xml:space="preserve">Design a stored procedure that accepts gender as an input parameter. </w:t>
+        <w:t>Create package specification declaring procedures and cursor</w:t>
       </w:r>
     </w:p>
     <w:p>
       <w:pPr>
         <w:numPr>
           <w:ilvl w:val="0"/>
-          <w:numId w:val="61"/>
+          <w:numId w:val="66"/>
         </w:numPr>
         <w:rPr>
           <w:rFonts w:ascii="Times New Roman" w:hAnsi="Times New Roman" w:cs="Times New Roman"/>
@@ -939,14 +809,14 @@
           <w:sz w:val="28"/>
           <w:szCs w:val="28"/>
         </w:rPr>
-        <w:t xml:space="preserve">Use an aggregate function to count employees based on the given gender. </w:t>
+        <w:t>Create package body defining logic for procedures and cursor</w:t>
       </w:r>
     </w:p>
     <w:p>
       <w:pPr>
         <w:numPr>
           <w:ilvl w:val="0"/>
-          <w:numId w:val="61"/>
+          <w:numId w:val="66"/>
         </w:numPr>
         <w:rPr>
           <w:rFonts w:ascii="Times New Roman" w:hAnsi="Times New Roman" w:cs="Times New Roman"/>
@@ -960,14 +830,14 @@
           <w:sz w:val="28"/>
           <w:szCs w:val="28"/>
         </w:rPr>
-        <w:t xml:space="preserve">Return the result using an OUT parameter. </w:t>
+        <w:t>Use a shared cursor to fetch employee records</w:t>
       </w:r>
     </w:p>
     <w:p>
       <w:pPr>
         <w:numPr>
           <w:ilvl w:val="0"/>
-          <w:numId w:val="61"/>
+          <w:numId w:val="66"/>
         </w:numPr>
         <w:rPr>
           <w:rFonts w:ascii="Times New Roman" w:hAnsi="Times New Roman" w:cs="Times New Roman"/>
@@ -981,14 +851,14 @@
           <w:sz w:val="28"/>
           <w:szCs w:val="28"/>
         </w:rPr>
-        <w:t xml:space="preserve">Execute the stored procedure with different gender inputs. </w:t>
+        <w:t>Execute the package procedure</w:t>
       </w:r>
     </w:p>
     <w:p>
       <w:pPr>
         <w:numPr>
           <w:ilvl w:val="0"/>
-          <w:numId w:val="61"/>
+          <w:numId w:val="66"/>
         </w:numPr>
         <w:rPr>
           <w:rFonts w:ascii="Times New Roman" w:hAnsi="Times New Roman" w:cs="Times New Roman"/>
@@ -996,23 +866,13 @@
           <w:szCs w:val="28"/>
         </w:rPr>
       </w:pPr>
-      <w:proofErr w:type="spellStart"/>
       <w:r>
         <w:rPr>
           <w:rFonts w:ascii="Times New Roman" w:hAnsi="Times New Roman" w:cs="Times New Roman"/>
           <w:sz w:val="28"/>
           <w:szCs w:val="28"/>
         </w:rPr>
-        <w:t>Analyze</w:t>
-      </w:r>
-      <w:proofErr w:type="spellEnd"/>
-      <w:r>
-        <w:rPr>
-          <w:rFonts w:ascii="Times New Roman" w:hAnsi="Times New Roman" w:cs="Times New Roman"/>
-          <w:sz w:val="28"/>
-          <w:szCs w:val="28"/>
-        </w:rPr>
-        <w:t xml:space="preserve"> the output. </w:t>
+        <w:t>Display the output</w:t>
       </w:r>
     </w:p>
     <w:p>
@@ -1040,7 +900,7 @@
       <w:pPr>
         <w:numPr>
           <w:ilvl w:val="0"/>
-          <w:numId w:val="62"/>
+          <w:numId w:val="67"/>
         </w:numPr>
         <w:rPr>
           <w:rFonts w:ascii="Times New Roman" w:hAnsi="Times New Roman" w:cs="Times New Roman"/>
@@ -1054,32 +914,14 @@
           <w:sz w:val="28"/>
           <w:szCs w:val="28"/>
         </w:rPr>
-        <w:t xml:space="preserve">Open Oracle SQL Developer or </w:t>
-      </w:r>
-      <w:proofErr w:type="spellStart"/>
-      <w:r>
-        <w:rPr>
-          <w:rFonts w:ascii="Times New Roman" w:hAnsi="Times New Roman" w:cs="Times New Roman"/>
-          <w:sz w:val="28"/>
-          <w:szCs w:val="28"/>
-        </w:rPr>
-        <w:t>pgAdmin</w:t>
-      </w:r>
-      <w:proofErr w:type="spellEnd"/>
-      <w:r>
-        <w:rPr>
-          <w:rFonts w:ascii="Times New Roman" w:hAnsi="Times New Roman" w:cs="Times New Roman"/>
-          <w:sz w:val="28"/>
-          <w:szCs w:val="28"/>
-        </w:rPr>
-        <w:t xml:space="preserve"> and connect to the database. </w:t>
+        <w:t>Open Oracle SQL Developer and connect to the database</w:t>
       </w:r>
     </w:p>
     <w:p>
       <w:pPr>
         <w:numPr>
           <w:ilvl w:val="0"/>
-          <w:numId w:val="62"/>
+          <w:numId w:val="67"/>
         </w:numPr>
         <w:rPr>
           <w:rFonts w:ascii="Times New Roman" w:hAnsi="Times New Roman" w:cs="Times New Roman"/>
@@ -1093,14 +935,14 @@
           <w:sz w:val="28"/>
           <w:szCs w:val="28"/>
         </w:rPr>
-        <w:t xml:space="preserve">Create the employee table with fields such as id, name, and gender. </w:t>
+        <w:t>Create the employee table</w:t>
       </w:r>
     </w:p>
     <w:p>
       <w:pPr>
         <w:numPr>
           <w:ilvl w:val="0"/>
-          <w:numId w:val="62"/>
+          <w:numId w:val="67"/>
         </w:numPr>
         <w:rPr>
           <w:rFonts w:ascii="Times New Roman" w:hAnsi="Times New Roman" w:cs="Times New Roman"/>
@@ -1114,14 +956,14 @@
           <w:sz w:val="28"/>
           <w:szCs w:val="28"/>
         </w:rPr>
-        <w:t xml:space="preserve">Insert sample records into the table. </w:t>
+        <w:t>Insert sample records</w:t>
       </w:r>
     </w:p>
     <w:p>
       <w:pPr>
         <w:numPr>
           <w:ilvl w:val="0"/>
-          <w:numId w:val="62"/>
+          <w:numId w:val="67"/>
         </w:numPr>
         <w:rPr>
           <w:rFonts w:ascii="Times New Roman" w:hAnsi="Times New Roman" w:cs="Times New Roman"/>
@@ -1135,14 +977,14 @@
           <w:sz w:val="28"/>
           <w:szCs w:val="28"/>
         </w:rPr>
-        <w:t xml:space="preserve">Create a PL/SQL stored procedure with IN and OUT parameters. </w:t>
+        <w:t>Create package specification</w:t>
       </w:r>
     </w:p>
     <w:p>
       <w:pPr>
         <w:numPr>
           <w:ilvl w:val="0"/>
-          <w:numId w:val="62"/>
+          <w:numId w:val="67"/>
         </w:numPr>
         <w:rPr>
           <w:rFonts w:ascii="Times New Roman" w:hAnsi="Times New Roman" w:cs="Times New Roman"/>
@@ -1156,32 +998,14 @@
           <w:sz w:val="28"/>
           <w:szCs w:val="28"/>
         </w:rPr>
-        <w:t xml:space="preserve">Write a SELECT </w:t>
-      </w:r>
-      <w:proofErr w:type="gramStart"/>
-      <w:r>
-        <w:rPr>
-          <w:rFonts w:ascii="Times New Roman" w:hAnsi="Times New Roman" w:cs="Times New Roman"/>
-          <w:sz w:val="28"/>
-          <w:szCs w:val="28"/>
-        </w:rPr>
-        <w:t>COUNT(</w:t>
-      </w:r>
-      <w:proofErr w:type="gramEnd"/>
-      <w:r>
-        <w:rPr>
-          <w:rFonts w:ascii="Times New Roman" w:hAnsi="Times New Roman" w:cs="Times New Roman"/>
-          <w:sz w:val="28"/>
-          <w:szCs w:val="28"/>
-        </w:rPr>
-        <w:t xml:space="preserve">*) query inside the procedure. </w:t>
+        <w:t>Create package body</w:t>
       </w:r>
     </w:p>
     <w:p>
       <w:pPr>
         <w:numPr>
           <w:ilvl w:val="0"/>
-          <w:numId w:val="62"/>
+          <w:numId w:val="67"/>
         </w:numPr>
         <w:rPr>
           <w:rFonts w:ascii="Times New Roman" w:hAnsi="Times New Roman" w:cs="Times New Roman"/>
@@ -1195,14 +1019,14 @@
           <w:sz w:val="28"/>
           <w:szCs w:val="28"/>
         </w:rPr>
-        <w:t xml:space="preserve">Compile the procedure successfully. </w:t>
+        <w:t>Compile the package successfully</w:t>
       </w:r>
     </w:p>
     <w:p>
       <w:pPr>
         <w:numPr>
           <w:ilvl w:val="0"/>
-          <w:numId w:val="62"/>
+          <w:numId w:val="67"/>
         </w:numPr>
         <w:rPr>
           <w:rFonts w:ascii="Times New Roman" w:hAnsi="Times New Roman" w:cs="Times New Roman"/>
@@ -1216,14 +1040,14 @@
           <w:sz w:val="28"/>
           <w:szCs w:val="28"/>
         </w:rPr>
-        <w:t xml:space="preserve">Execute the procedure using different gender values. </w:t>
+        <w:t>Execute package procedure</w:t>
       </w:r>
     </w:p>
     <w:p>
       <w:pPr>
         <w:numPr>
           <w:ilvl w:val="0"/>
-          <w:numId w:val="62"/>
+          <w:numId w:val="67"/>
         </w:numPr>
         <w:rPr>
           <w:rFonts w:ascii="Times New Roman" w:hAnsi="Times New Roman" w:cs="Times New Roman"/>
@@ -1237,28 +1061,7 @@
           <w:sz w:val="28"/>
           <w:szCs w:val="28"/>
         </w:rPr>
-        <w:t xml:space="preserve">Display the output. </w:t>
-      </w:r>
-    </w:p>
-    <w:p>
-      <w:pPr>
-        <w:numPr>
-          <w:ilvl w:val="0"/>
-          <w:numId w:val="62"/>
-        </w:numPr>
-        <w:rPr>
-          <w:rFonts w:ascii="Times New Roman" w:hAnsi="Times New Roman" w:cs="Times New Roman"/>
-          <w:sz w:val="28"/>
-          <w:szCs w:val="28"/>
-        </w:rPr>
-      </w:pPr>
-      <w:r>
-        <w:rPr>
-          <w:rFonts w:ascii="Times New Roman" w:hAnsi="Times New Roman" w:cs="Times New Roman"/>
-          <w:sz w:val="28"/>
-          <w:szCs w:val="28"/>
-        </w:rPr>
-        <w:t xml:space="preserve">Capture results for documentation. </w:t>
+        <w:t>Display employee details output</w:t>
       </w:r>
     </w:p>
     <w:p>
@@ -1294,90 +1097,14 @@
         </w:rPr>
         <w:t>Input</w:t>
       </w:r>
-    </w:p>
-    <w:p>
-      <w:pPr>
-        <w:numPr>
-          <w:ilvl w:val="0"/>
-          <w:numId w:val="63"/>
-        </w:numPr>
-        <w:rPr>
-          <w:rFonts w:ascii="Times New Roman" w:hAnsi="Times New Roman" w:cs="Times New Roman"/>
-          <w:sz w:val="28"/>
-          <w:szCs w:val="28"/>
-        </w:rPr>
-      </w:pPr>
       <w:r>
         <w:rPr>
           <w:rFonts w:ascii="Times New Roman" w:hAnsi="Times New Roman" w:cs="Times New Roman"/>
           <w:sz w:val="28"/>
           <w:szCs w:val="28"/>
         </w:rPr>
-        <w:t xml:space="preserve">Table: </w:t>
-      </w:r>
-    </w:p>
-    <w:p>
-      <w:pPr>
-        <w:numPr>
-          <w:ilvl w:val="1"/>
-          <w:numId w:val="63"/>
-        </w:numPr>
-        <w:rPr>
-          <w:rFonts w:ascii="Times New Roman" w:hAnsi="Times New Roman" w:cs="Times New Roman"/>
-          <w:sz w:val="28"/>
-          <w:szCs w:val="28"/>
-        </w:rPr>
-      </w:pPr>
-      <w:r>
-        <w:rPr>
-          <w:rFonts w:ascii="Times New Roman" w:hAnsi="Times New Roman" w:cs="Times New Roman"/>
-          <w:sz w:val="28"/>
-          <w:szCs w:val="28"/>
-        </w:rPr>
-        <w:lastRenderedPageBreak/>
-        <w:t xml:space="preserve">employee (id, name, gender) </w:t>
-      </w:r>
-    </w:p>
-    <w:p>
-      <w:pPr>
-        <w:numPr>
-          <w:ilvl w:val="0"/>
-          <w:numId w:val="63"/>
-        </w:numPr>
-        <w:rPr>
-          <w:rFonts w:ascii="Times New Roman" w:hAnsi="Times New Roman" w:cs="Times New Roman"/>
-          <w:sz w:val="28"/>
-          <w:szCs w:val="28"/>
-        </w:rPr>
-      </w:pPr>
-      <w:r>
-        <w:rPr>
-          <w:rFonts w:ascii="Times New Roman" w:hAnsi="Times New Roman" w:cs="Times New Roman"/>
-          <w:sz w:val="28"/>
-          <w:szCs w:val="28"/>
-        </w:rPr>
-        <w:t xml:space="preserve">Input Parameter: </w:t>
-      </w:r>
-    </w:p>
-    <w:p>
-      <w:pPr>
-        <w:numPr>
-          <w:ilvl w:val="1"/>
-          <w:numId w:val="63"/>
-        </w:numPr>
-        <w:rPr>
-          <w:rFonts w:ascii="Times New Roman" w:hAnsi="Times New Roman" w:cs="Times New Roman"/>
-          <w:sz w:val="28"/>
-          <w:szCs w:val="28"/>
-        </w:rPr>
-      </w:pPr>
-      <w:r>
-        <w:rPr>
-          <w:rFonts w:ascii="Times New Roman" w:hAnsi="Times New Roman" w:cs="Times New Roman"/>
-          <w:sz w:val="28"/>
-          <w:szCs w:val="28"/>
-        </w:rPr>
-        <w:t xml:space="preserve">Gender value (e.g., 'Male', 'Female') </w:t>
+        <w:br/>
+        <w:t>Table: employee (id, name, gender, salary)</w:t>
       </w:r>
     </w:p>
     <w:p>
@@ -1411,6 +1138,7 @@
           <w:sz w:val="28"/>
           <w:szCs w:val="28"/>
         </w:rPr>
+        <w:lastRenderedPageBreak/>
         <w:t>Step 1 – Create Employee Table</w:t>
       </w:r>
       <w:r>
@@ -1429,10 +1157,10 @@
           <w:szCs w:val="28"/>
         </w:rPr>
         <w:drawing>
-          <wp:inline distT="0" distB="0" distL="0" distR="0" wp14:anchorId="436622F1" wp14:editId="40461E7C">
-            <wp:extent cx="6645910" cy="4314825"/>
-            <wp:effectExtent l="0" t="0" r="2540" b="9525"/>
-            <wp:docPr id="1587524816" name="Picture 1"/>
+          <wp:inline distT="0" distB="0" distL="0" distR="0" wp14:anchorId="1166909B" wp14:editId="3DA29366">
+            <wp:extent cx="6645910" cy="4418330"/>
+            <wp:effectExtent l="0" t="0" r="2540" b="1270"/>
+            <wp:docPr id="2093926985" name="Picture 1"/>
             <wp:cNvGraphicFramePr>
               <a:graphicFrameLocks xmlns:a="http://schemas.openxmlformats.org/drawingml/2006/main" noChangeAspect="1"/>
             </wp:cNvGraphicFramePr>
@@ -1440,7 +1168,7 @@
               <a:graphicData uri="http://schemas.openxmlformats.org/drawingml/2006/picture">
                 <pic:pic xmlns:pic="http://schemas.openxmlformats.org/drawingml/2006/picture">
                   <pic:nvPicPr>
-                    <pic:cNvPr id="1587524816" name="Picture 1587524816"/>
+                    <pic:cNvPr id="2093926985" name="Picture 2093926985"/>
                     <pic:cNvPicPr/>
                   </pic:nvPicPr>
                   <pic:blipFill>
@@ -1458,7 +1186,7 @@
                   <pic:spPr>
                     <a:xfrm>
                       <a:off x="0" y="0"/>
-                      <a:ext cx="6645910" cy="4314825"/>
+                      <a:ext cx="6645910" cy="4418330"/>
                     </a:xfrm>
                     <a:prstGeom prst="rect">
                       <a:avLst/>
@@ -1504,10 +1232,10 @@
           <w:szCs w:val="28"/>
         </w:rPr>
         <w:drawing>
-          <wp:inline distT="0" distB="0" distL="0" distR="0" wp14:anchorId="7C8BA55C" wp14:editId="3E544A17">
-            <wp:extent cx="6645910" cy="5589270"/>
+          <wp:inline distT="0" distB="0" distL="0" distR="0" wp14:anchorId="57C35434" wp14:editId="392E0B51">
+            <wp:extent cx="6645910" cy="4941570"/>
             <wp:effectExtent l="0" t="0" r="2540" b="0"/>
-            <wp:docPr id="860248700" name="Picture 2"/>
+            <wp:docPr id="208081455" name="Picture 2"/>
             <wp:cNvGraphicFramePr>
               <a:graphicFrameLocks xmlns:a="http://schemas.openxmlformats.org/drawingml/2006/main" noChangeAspect="1"/>
             </wp:cNvGraphicFramePr>
@@ -1515,7 +1243,7 @@
               <a:graphicData uri="http://schemas.openxmlformats.org/drawingml/2006/picture">
                 <pic:pic xmlns:pic="http://schemas.openxmlformats.org/drawingml/2006/picture">
                   <pic:nvPicPr>
-                    <pic:cNvPr id="860248700" name="Picture 860248700"/>
+                    <pic:cNvPr id="208081455" name="Picture 208081455"/>
                     <pic:cNvPicPr/>
                   </pic:nvPicPr>
                   <pic:blipFill>
@@ -1533,7 +1261,7 @@
                   <pic:spPr>
                     <a:xfrm>
                       <a:off x="0" y="0"/>
-                      <a:ext cx="6645910" cy="5589270"/>
+                      <a:ext cx="6645910" cy="4941570"/>
                     </a:xfrm>
                     <a:prstGeom prst="rect">
                       <a:avLst/>
@@ -1545,15 +1273,6 @@
           </wp:inline>
         </w:drawing>
       </w:r>
-    </w:p>
-    <w:p>
-      <w:pPr>
-        <w:rPr>
-          <w:rFonts w:ascii="Times New Roman" w:hAnsi="Times New Roman" w:cs="Times New Roman"/>
-          <w:sz w:val="28"/>
-          <w:szCs w:val="28"/>
-        </w:rPr>
-      </w:pPr>
       <w:r>
         <w:rPr>
           <w:rFonts w:ascii="Times New Roman" w:hAnsi="Times New Roman" w:cs="Times New Roman"/>
@@ -1561,7 +1280,7 @@
           <w:szCs w:val="28"/>
         </w:rPr>
         <w:lastRenderedPageBreak/>
-        <w:t>Step 3 – Create Stored Procedure</w:t>
+        <w:t>Step 3 – Create Package Specification</w:t>
       </w:r>
       <w:r>
         <w:rPr>
@@ -1579,10 +1298,10 @@
           <w:szCs w:val="28"/>
         </w:rPr>
         <w:drawing>
-          <wp:inline distT="0" distB="0" distL="0" distR="0" wp14:anchorId="69B3B576" wp14:editId="6E2246BC">
-            <wp:extent cx="6645910" cy="5148580"/>
+          <wp:inline distT="0" distB="0" distL="0" distR="0" wp14:anchorId="1E3CF3E6" wp14:editId="7A5E2E4C">
+            <wp:extent cx="6645910" cy="4236720"/>
             <wp:effectExtent l="0" t="0" r="2540" b="0"/>
-            <wp:docPr id="1652711288" name="Picture 3"/>
+            <wp:docPr id="1236292708" name="Picture 3"/>
             <wp:cNvGraphicFramePr>
               <a:graphicFrameLocks xmlns:a="http://schemas.openxmlformats.org/drawingml/2006/main" noChangeAspect="1"/>
             </wp:cNvGraphicFramePr>
@@ -1590,7 +1309,7 @@
               <a:graphicData uri="http://schemas.openxmlformats.org/drawingml/2006/picture">
                 <pic:pic xmlns:pic="http://schemas.openxmlformats.org/drawingml/2006/picture">
                   <pic:nvPicPr>
-                    <pic:cNvPr id="1652711288" name="Picture 1652711288"/>
+                    <pic:cNvPr id="1236292708" name="Picture 1236292708"/>
                     <pic:cNvPicPr/>
                   </pic:nvPicPr>
                   <pic:blipFill>
@@ -1608,7 +1327,7 @@
                   <pic:spPr>
                     <a:xfrm>
                       <a:off x="0" y="0"/>
-                      <a:ext cx="6645910" cy="5148580"/>
+                      <a:ext cx="6645910" cy="4236720"/>
                     </a:xfrm>
                     <a:prstGeom prst="rect">
                       <a:avLst/>
@@ -1620,6 +1339,15 @@
           </wp:inline>
         </w:drawing>
       </w:r>
+    </w:p>
+    <w:p>
+      <w:pPr>
+        <w:rPr>
+          <w:rFonts w:ascii="Times New Roman" w:hAnsi="Times New Roman" w:cs="Times New Roman"/>
+          <w:sz w:val="28"/>
+          <w:szCs w:val="28"/>
+        </w:rPr>
+      </w:pPr>
       <w:r>
         <w:rPr>
           <w:rFonts w:ascii="Times New Roman" w:hAnsi="Times New Roman" w:cs="Times New Roman"/>
@@ -1627,7 +1355,7 @@
           <w:szCs w:val="28"/>
         </w:rPr>
         <w:lastRenderedPageBreak/>
-        <w:t>Step 4 – Execute Stored Procedure</w:t>
+        <w:t>Step 4 – Create Package Body</w:t>
       </w:r>
       <w:r>
         <w:rPr>
@@ -1645,10 +1373,10 @@
           <w:szCs w:val="28"/>
         </w:rPr>
         <w:drawing>
-          <wp:inline distT="0" distB="0" distL="0" distR="0" wp14:anchorId="13A8EABB" wp14:editId="7BC0624A">
-            <wp:extent cx="6645910" cy="4449445"/>
-            <wp:effectExtent l="0" t="0" r="2540" b="8255"/>
-            <wp:docPr id="511505227" name="Picture 4"/>
+          <wp:inline distT="0" distB="0" distL="0" distR="0" wp14:anchorId="7ADB6F79" wp14:editId="12CB5AB0">
+            <wp:extent cx="6645910" cy="5291455"/>
+            <wp:effectExtent l="0" t="0" r="2540" b="4445"/>
+            <wp:docPr id="2130146960" name="Picture 4"/>
             <wp:cNvGraphicFramePr>
               <a:graphicFrameLocks xmlns:a="http://schemas.openxmlformats.org/drawingml/2006/main" noChangeAspect="1"/>
             </wp:cNvGraphicFramePr>
@@ -1656,7 +1384,7 @@
               <a:graphicData uri="http://schemas.openxmlformats.org/drawingml/2006/picture">
                 <pic:pic xmlns:pic="http://schemas.openxmlformats.org/drawingml/2006/picture">
                   <pic:nvPicPr>
-                    <pic:cNvPr id="511505227" name="Picture 511505227"/>
+                    <pic:cNvPr id="2130146960" name="Picture 2130146960"/>
                     <pic:cNvPicPr/>
                   </pic:nvPicPr>
                   <pic:blipFill>
@@ -1674,7 +1402,7 @@
                   <pic:spPr>
                     <a:xfrm>
                       <a:off x="0" y="0"/>
-                      <a:ext cx="6645910" cy="4449445"/>
+                      <a:ext cx="6645910" cy="5291455"/>
                     </a:xfrm>
                     <a:prstGeom prst="rect">
                       <a:avLst/>
@@ -1686,15 +1414,6 @@
           </wp:inline>
         </w:drawing>
       </w:r>
-    </w:p>
-    <w:p>
-      <w:pPr>
-        <w:rPr>
-          <w:rFonts w:ascii="Times New Roman" w:hAnsi="Times New Roman" w:cs="Times New Roman"/>
-          <w:sz w:val="28"/>
-          <w:szCs w:val="28"/>
-        </w:rPr>
-      </w:pPr>
       <w:r>
         <w:rPr>
           <w:rFonts w:ascii="Times New Roman" w:hAnsi="Times New Roman" w:cs="Times New Roman"/>
@@ -1702,7 +1421,7 @@
           <w:szCs w:val="28"/>
         </w:rPr>
         <w:lastRenderedPageBreak/>
-        <w:t>Step 5 – Display Output</w:t>
+        <w:t>Step 5 – Execute Package Procedure</w:t>
       </w:r>
       <w:r>
         <w:rPr>
@@ -1720,10 +1439,10 @@
           <w:szCs w:val="28"/>
         </w:rPr>
         <w:drawing>
-          <wp:inline distT="0" distB="0" distL="0" distR="0" wp14:anchorId="62FE47F1" wp14:editId="1A73226B">
-            <wp:extent cx="6645910" cy="4504055"/>
-            <wp:effectExtent l="0" t="0" r="2540" b="0"/>
-            <wp:docPr id="901595172" name="Picture 5"/>
+          <wp:inline distT="0" distB="0" distL="0" distR="0" wp14:anchorId="3C2EBE28" wp14:editId="5956A894">
+            <wp:extent cx="6645910" cy="3481070"/>
+            <wp:effectExtent l="0" t="0" r="2540" b="5080"/>
+            <wp:docPr id="1422875320" name="Picture 5"/>
             <wp:cNvGraphicFramePr>
               <a:graphicFrameLocks xmlns:a="http://schemas.openxmlformats.org/drawingml/2006/main" noChangeAspect="1"/>
             </wp:cNvGraphicFramePr>
@@ -1731,7 +1450,7 @@
               <a:graphicData uri="http://schemas.openxmlformats.org/drawingml/2006/picture">
                 <pic:pic xmlns:pic="http://schemas.openxmlformats.org/drawingml/2006/picture">
                   <pic:nvPicPr>
-                    <pic:cNvPr id="901595172" name="Picture 901595172"/>
+                    <pic:cNvPr id="1422875320" name="Picture 1422875320"/>
                     <pic:cNvPicPr/>
                   </pic:nvPicPr>
                   <pic:blipFill>
@@ -1749,7 +1468,7 @@
                   <pic:spPr>
                     <a:xfrm>
                       <a:off x="0" y="0"/>
-                      <a:ext cx="6645910" cy="4504055"/>
+                      <a:ext cx="6645910" cy="3481070"/>
                     </a:xfrm>
                     <a:prstGeom prst="rect">
                       <a:avLst/>
@@ -1766,37 +1485,27 @@
       <w:pPr>
         <w:rPr>
           <w:rFonts w:ascii="Times New Roman" w:hAnsi="Times New Roman" w:cs="Times New Roman"/>
+          <w:sz w:val="28"/>
+          <w:szCs w:val="28"/>
+        </w:rPr>
+      </w:pPr>
+      <w:r>
+        <w:rPr>
+          <w:rFonts w:ascii="Times New Roman" w:hAnsi="Times New Roman" w:cs="Times New Roman"/>
           <w:b/>
           <w:bCs/>
           <w:sz w:val="28"/>
           <w:szCs w:val="28"/>
         </w:rPr>
-      </w:pPr>
-      <w:r>
-        <w:rPr>
-          <w:rFonts w:ascii="Times New Roman" w:hAnsi="Times New Roman" w:cs="Times New Roman"/>
-          <w:b/>
-          <w:bCs/>
-          <w:sz w:val="28"/>
-          <w:szCs w:val="28"/>
-        </w:rPr>
         <w:t>Learning Outcome</w:t>
       </w:r>
-    </w:p>
-    <w:p>
-      <w:pPr>
-        <w:rPr>
-          <w:rFonts w:ascii="Times New Roman" w:hAnsi="Times New Roman" w:cs="Times New Roman"/>
-          <w:sz w:val="28"/>
-          <w:szCs w:val="28"/>
-        </w:rPr>
-      </w:pPr>
       <w:r>
         <w:rPr>
           <w:rFonts w:ascii="Times New Roman" w:hAnsi="Times New Roman" w:cs="Times New Roman"/>
           <w:sz w:val="28"/>
           <w:szCs w:val="28"/>
         </w:rPr>
+        <w:br/>
         <w:t>After completing this experiment, the learner will be able to:</w:t>
       </w:r>
     </w:p>
@@ -1804,7 +1513,7 @@
       <w:pPr>
         <w:numPr>
           <w:ilvl w:val="0"/>
-          <w:numId w:val="64"/>
+          <w:numId w:val="68"/>
         </w:numPr>
         <w:rPr>
           <w:rFonts w:ascii="Times New Roman" w:hAnsi="Times New Roman" w:cs="Times New Roman"/>
@@ -1818,14 +1527,14 @@
           <w:sz w:val="28"/>
           <w:szCs w:val="28"/>
         </w:rPr>
-        <w:t xml:space="preserve">Understand procedural programming in PL/SQL. </w:t>
+        <w:t>Understand the structure of PL/SQL packages</w:t>
       </w:r>
     </w:p>
     <w:p>
       <w:pPr>
         <w:numPr>
           <w:ilvl w:val="0"/>
-          <w:numId w:val="64"/>
+          <w:numId w:val="68"/>
         </w:numPr>
         <w:rPr>
           <w:rFonts w:ascii="Times New Roman" w:hAnsi="Times New Roman" w:cs="Times New Roman"/>
@@ -1839,14 +1548,14 @@
           <w:sz w:val="28"/>
           <w:szCs w:val="28"/>
         </w:rPr>
-        <w:t xml:space="preserve">Implement parameterized stored procedures using IN and OUT parameters. </w:t>
+        <w:t>Create package specification and package body</w:t>
       </w:r>
     </w:p>
     <w:p>
       <w:pPr>
         <w:numPr>
           <w:ilvl w:val="0"/>
-          <w:numId w:val="64"/>
+          <w:numId w:val="68"/>
         </w:numPr>
         <w:rPr>
           <w:rFonts w:ascii="Times New Roman" w:hAnsi="Times New Roman" w:cs="Times New Roman"/>
@@ -1860,14 +1569,14 @@
           <w:sz w:val="28"/>
           <w:szCs w:val="28"/>
         </w:rPr>
-        <w:t xml:space="preserve">Perform dynamic data retrieval based on user input. </w:t>
+        <w:t>Use shared cursors inside packages</w:t>
       </w:r>
     </w:p>
     <w:p>
       <w:pPr>
         <w:numPr>
           <w:ilvl w:val="0"/>
-          <w:numId w:val="64"/>
+          <w:numId w:val="68"/>
         </w:numPr>
         <w:rPr>
           <w:rFonts w:ascii="Times New Roman" w:hAnsi="Times New Roman" w:cs="Times New Roman"/>
@@ -1881,37 +1590,17 @@
           <w:sz w:val="28"/>
           <w:szCs w:val="28"/>
         </w:rPr>
-        <w:t xml:space="preserve">Use aggregate functions like </w:t>
-      </w:r>
-      <w:proofErr w:type="gramStart"/>
-      <w:r>
-        <w:rPr>
-          <w:rFonts w:ascii="Times New Roman" w:hAnsi="Times New Roman" w:cs="Times New Roman"/>
-          <w:sz w:val="28"/>
-          <w:szCs w:val="28"/>
-        </w:rPr>
-        <w:t>COUNT(</w:t>
-      </w:r>
-      <w:proofErr w:type="gramEnd"/>
-      <w:r>
-        <w:rPr>
-          <w:rFonts w:ascii="Times New Roman" w:hAnsi="Times New Roman" w:cs="Times New Roman"/>
-          <w:sz w:val="28"/>
-          <w:szCs w:val="28"/>
-        </w:rPr>
-        <w:t xml:space="preserve">) within procedures. </w:t>
+        <w:t>Implement modular and reusable database logic</w:t>
       </w:r>
     </w:p>
     <w:p>
       <w:pPr>
         <w:numPr>
           <w:ilvl w:val="0"/>
-          <w:numId w:val="64"/>
+          <w:numId w:val="68"/>
         </w:numPr>
         <w:rPr>
           <w:rFonts w:ascii="Times New Roman" w:hAnsi="Times New Roman" w:cs="Times New Roman"/>
-          <w:b/>
-          <w:bCs/>
           <w:sz w:val="28"/>
           <w:szCs w:val="28"/>
         </w:rPr>
@@ -1922,35 +1611,7 @@
           <w:sz w:val="28"/>
           <w:szCs w:val="28"/>
         </w:rPr>
-        <w:t xml:space="preserve">Develop reusable and efficient database logic for enterprise applications used in companies like </w:t>
-      </w:r>
-      <w:proofErr w:type="spellStart"/>
-      <w:r>
-        <w:rPr>
-          <w:rFonts w:ascii="Times New Roman" w:hAnsi="Times New Roman" w:cs="Times New Roman"/>
-          <w:sz w:val="28"/>
-          <w:szCs w:val="28"/>
-        </w:rPr>
-        <w:t>CData</w:t>
-      </w:r>
-      <w:proofErr w:type="spellEnd"/>
-      <w:r>
-        <w:rPr>
-          <w:rFonts w:ascii="Times New Roman" w:hAnsi="Times New Roman" w:cs="Times New Roman"/>
-          <w:sz w:val="28"/>
-          <w:szCs w:val="28"/>
-        </w:rPr>
-        <w:t xml:space="preserve"> and Toddle</w:t>
-      </w:r>
-      <w:r>
-        <w:rPr>
-          <w:rFonts w:ascii="Times New Roman" w:hAnsi="Times New Roman" w:cs="Times New Roman"/>
-          <w:b/>
-          <w:bCs/>
-          <w:sz w:val="28"/>
-          <w:szCs w:val="28"/>
-        </w:rPr>
-        <w:t>.</w:t>
+        <w:t>Apply package concepts in enterprise applications</w:t>
       </w:r>
     </w:p>
     <w:p>
@@ -2215,7 +1876,7 @@
         <w:sz w:val="28"/>
         <w:szCs w:val="28"/>
       </w:rPr>
-      <w:t>8</w:t>
+      <w:t>9</w:t>
     </w:r>
   </w:p>
   <w:p>
@@ -4959,6 +4620,155 @@
     </w:lvl>
   </w:abstractNum>
   <w:abstractNum w:abstractNumId="22" w15:restartNumberingAfterBreak="0">
+    <w:nsid w:val="249640DC"/>
+    <w:multiLevelType w:val="multilevel"/>
+    <w:tmpl w:val="06822080"/>
+    <w:lvl w:ilvl="0">
+      <w:start w:val="1"/>
+      <w:numFmt w:val="bullet"/>
+      <w:lvlText w:val=""/>
+      <w:lvlJc w:val="left"/>
+      <w:pPr>
+        <w:tabs>
+          <w:tab w:val="num" w:pos="720"/>
+        </w:tabs>
+        <w:ind w:left="720" w:hanging="360"/>
+      </w:pPr>
+      <w:rPr>
+        <w:rFonts w:ascii="Symbol" w:hAnsi="Symbol" w:hint="default"/>
+        <w:sz w:val="20"/>
+      </w:rPr>
+    </w:lvl>
+    <w:lvl w:ilvl="1" w:tentative="1">
+      <w:start w:val="1"/>
+      <w:numFmt w:val="bullet"/>
+      <w:lvlText w:val="o"/>
+      <w:lvlJc w:val="left"/>
+      <w:pPr>
+        <w:tabs>
+          <w:tab w:val="num" w:pos="1440"/>
+        </w:tabs>
+        <w:ind w:left="1440" w:hanging="360"/>
+      </w:pPr>
+      <w:rPr>
+        <w:rFonts w:ascii="Courier New" w:hAnsi="Courier New" w:hint="default"/>
+        <w:sz w:val="20"/>
+      </w:rPr>
+    </w:lvl>
+    <w:lvl w:ilvl="2" w:tentative="1">
+      <w:start w:val="1"/>
+      <w:numFmt w:val="bullet"/>
+      <w:lvlText w:val=""/>
+      <w:lvlJc w:val="left"/>
+      <w:pPr>
+        <w:tabs>
+          <w:tab w:val="num" w:pos="2160"/>
+        </w:tabs>
+        <w:ind w:left="2160" w:hanging="360"/>
+      </w:pPr>
+      <w:rPr>
+        <w:rFonts w:ascii="Wingdings" w:hAnsi="Wingdings" w:hint="default"/>
+        <w:sz w:val="20"/>
+      </w:rPr>
+    </w:lvl>
+    <w:lvl w:ilvl="3" w:tentative="1">
+      <w:start w:val="1"/>
+      <w:numFmt w:val="bullet"/>
+      <w:lvlText w:val=""/>
+      <w:lvlJc w:val="left"/>
+      <w:pPr>
+        <w:tabs>
+          <w:tab w:val="num" w:pos="2880"/>
+        </w:tabs>
+        <w:ind w:left="2880" w:hanging="360"/>
+      </w:pPr>
+      <w:rPr>
+        <w:rFonts w:ascii="Wingdings" w:hAnsi="Wingdings" w:hint="default"/>
+        <w:sz w:val="20"/>
+      </w:rPr>
+    </w:lvl>
+    <w:lvl w:ilvl="4" w:tentative="1">
+      <w:start w:val="1"/>
+      <w:numFmt w:val="bullet"/>
+      <w:lvlText w:val=""/>
+      <w:lvlJc w:val="left"/>
+      <w:pPr>
+        <w:tabs>
+          <w:tab w:val="num" w:pos="3600"/>
+        </w:tabs>
+        <w:ind w:left="3600" w:hanging="360"/>
+      </w:pPr>
+      <w:rPr>
+        <w:rFonts w:ascii="Wingdings" w:hAnsi="Wingdings" w:hint="default"/>
+        <w:sz w:val="20"/>
+      </w:rPr>
+    </w:lvl>
+    <w:lvl w:ilvl="5" w:tentative="1">
+      <w:start w:val="1"/>
+      <w:numFmt w:val="bullet"/>
+      <w:lvlText w:val=""/>
+      <w:lvlJc w:val="left"/>
+      <w:pPr>
+        <w:tabs>
+          <w:tab w:val="num" w:pos="4320"/>
+        </w:tabs>
+        <w:ind w:left="4320" w:hanging="360"/>
+      </w:pPr>
+      <w:rPr>
+        <w:rFonts w:ascii="Wingdings" w:hAnsi="Wingdings" w:hint="default"/>
+        <w:sz w:val="20"/>
+      </w:rPr>
+    </w:lvl>
+    <w:lvl w:ilvl="6" w:tentative="1">
+      <w:start w:val="1"/>
+      <w:numFmt w:val="bullet"/>
+      <w:lvlText w:val=""/>
+      <w:lvlJc w:val="left"/>
+      <w:pPr>
+        <w:tabs>
+          <w:tab w:val="num" w:pos="5040"/>
+        </w:tabs>
+        <w:ind w:left="5040" w:hanging="360"/>
+      </w:pPr>
+      <w:rPr>
+        <w:rFonts w:ascii="Wingdings" w:hAnsi="Wingdings" w:hint="default"/>
+        <w:sz w:val="20"/>
+      </w:rPr>
+    </w:lvl>
+    <w:lvl w:ilvl="7" w:tentative="1">
+      <w:start w:val="1"/>
+      <w:numFmt w:val="bullet"/>
+      <w:lvlText w:val=""/>
+      <w:lvlJc w:val="left"/>
+      <w:pPr>
+        <w:tabs>
+          <w:tab w:val="num" w:pos="5760"/>
+        </w:tabs>
+        <w:ind w:left="5760" w:hanging="360"/>
+      </w:pPr>
+      <w:rPr>
+        <w:rFonts w:ascii="Wingdings" w:hAnsi="Wingdings" w:hint="default"/>
+        <w:sz w:val="20"/>
+      </w:rPr>
+    </w:lvl>
+    <w:lvl w:ilvl="8" w:tentative="1">
+      <w:start w:val="1"/>
+      <w:numFmt w:val="bullet"/>
+      <w:lvlText w:val=""/>
+      <w:lvlJc w:val="left"/>
+      <w:pPr>
+        <w:tabs>
+          <w:tab w:val="num" w:pos="6480"/>
+        </w:tabs>
+        <w:ind w:left="6480" w:hanging="360"/>
+      </w:pPr>
+      <w:rPr>
+        <w:rFonts w:ascii="Wingdings" w:hAnsi="Wingdings" w:hint="default"/>
+        <w:sz w:val="20"/>
+      </w:rPr>
+    </w:lvl>
+  </w:abstractNum>
+  <w:abstractNum w:abstractNumId="23" w15:restartNumberingAfterBreak="0">
     <w:nsid w:val="25D4026D"/>
     <w:multiLevelType w:val="hybridMultilevel"/>
     <w:tmpl w:val="56BE3270"/>
@@ -5071,7 +4881,7 @@
       </w:rPr>
     </w:lvl>
   </w:abstractNum>
-  <w:abstractNum w:abstractNumId="23" w15:restartNumberingAfterBreak="0">
+  <w:abstractNum w:abstractNumId="24" w15:restartNumberingAfterBreak="0">
     <w:nsid w:val="27C27218"/>
     <w:multiLevelType w:val="multilevel"/>
     <w:tmpl w:val="BCA48E10"/>
@@ -5220,7 +5030,120 @@
       </w:rPr>
     </w:lvl>
   </w:abstractNum>
-  <w:abstractNum w:abstractNumId="24" w15:restartNumberingAfterBreak="0">
+  <w:abstractNum w:abstractNumId="25" w15:restartNumberingAfterBreak="0">
+    <w:nsid w:val="29211D72"/>
+    <w:multiLevelType w:val="multilevel"/>
+    <w:tmpl w:val="D004D34C"/>
+    <w:lvl w:ilvl="0">
+      <w:start w:val="1"/>
+      <w:numFmt w:val="decimal"/>
+      <w:lvlText w:val="%1."/>
+      <w:lvlJc w:val="left"/>
+      <w:pPr>
+        <w:tabs>
+          <w:tab w:val="num" w:pos="720"/>
+        </w:tabs>
+        <w:ind w:left="720" w:hanging="360"/>
+      </w:pPr>
+    </w:lvl>
+    <w:lvl w:ilvl="1" w:tentative="1">
+      <w:start w:val="1"/>
+      <w:numFmt w:val="decimal"/>
+      <w:lvlText w:val="%2."/>
+      <w:lvlJc w:val="left"/>
+      <w:pPr>
+        <w:tabs>
+          <w:tab w:val="num" w:pos="1440"/>
+        </w:tabs>
+        <w:ind w:left="1440" w:hanging="360"/>
+      </w:pPr>
+    </w:lvl>
+    <w:lvl w:ilvl="2" w:tentative="1">
+      <w:start w:val="1"/>
+      <w:numFmt w:val="decimal"/>
+      <w:lvlText w:val="%3."/>
+      <w:lvlJc w:val="left"/>
+      <w:pPr>
+        <w:tabs>
+          <w:tab w:val="num" w:pos="2160"/>
+        </w:tabs>
+        <w:ind w:left="2160" w:hanging="360"/>
+      </w:pPr>
+    </w:lvl>
+    <w:lvl w:ilvl="3" w:tentative="1">
+      <w:start w:val="1"/>
+      <w:numFmt w:val="decimal"/>
+      <w:lvlText w:val="%4."/>
+      <w:lvlJc w:val="left"/>
+      <w:pPr>
+        <w:tabs>
+          <w:tab w:val="num" w:pos="2880"/>
+        </w:tabs>
+        <w:ind w:left="2880" w:hanging="360"/>
+      </w:pPr>
+    </w:lvl>
+    <w:lvl w:ilvl="4" w:tentative="1">
+      <w:start w:val="1"/>
+      <w:numFmt w:val="decimal"/>
+      <w:lvlText w:val="%5."/>
+      <w:lvlJc w:val="left"/>
+      <w:pPr>
+        <w:tabs>
+          <w:tab w:val="num" w:pos="3600"/>
+        </w:tabs>
+        <w:ind w:left="3600" w:hanging="360"/>
+      </w:pPr>
+    </w:lvl>
+    <w:lvl w:ilvl="5" w:tentative="1">
+      <w:start w:val="1"/>
+      <w:numFmt w:val="decimal"/>
+      <w:lvlText w:val="%6."/>
+      <w:lvlJc w:val="left"/>
+      <w:pPr>
+        <w:tabs>
+          <w:tab w:val="num" w:pos="4320"/>
+        </w:tabs>
+        <w:ind w:left="4320" w:hanging="360"/>
+      </w:pPr>
+    </w:lvl>
+    <w:lvl w:ilvl="6" w:tentative="1">
+      <w:start w:val="1"/>
+      <w:numFmt w:val="decimal"/>
+      <w:lvlText w:val="%7."/>
+      <w:lvlJc w:val="left"/>
+      <w:pPr>
+        <w:tabs>
+          <w:tab w:val="num" w:pos="5040"/>
+        </w:tabs>
+        <w:ind w:left="5040" w:hanging="360"/>
+      </w:pPr>
+    </w:lvl>
+    <w:lvl w:ilvl="7" w:tentative="1">
+      <w:start w:val="1"/>
+      <w:numFmt w:val="decimal"/>
+      <w:lvlText w:val="%8."/>
+      <w:lvlJc w:val="left"/>
+      <w:pPr>
+        <w:tabs>
+          <w:tab w:val="num" w:pos="5760"/>
+        </w:tabs>
+        <w:ind w:left="5760" w:hanging="360"/>
+      </w:pPr>
+    </w:lvl>
+    <w:lvl w:ilvl="8" w:tentative="1">
+      <w:start w:val="1"/>
+      <w:numFmt w:val="decimal"/>
+      <w:lvlText w:val="%9."/>
+      <w:lvlJc w:val="left"/>
+      <w:pPr>
+        <w:tabs>
+          <w:tab w:val="num" w:pos="6480"/>
+        </w:tabs>
+        <w:ind w:left="6480" w:hanging="360"/>
+      </w:pPr>
+    </w:lvl>
+  </w:abstractNum>
+  <w:abstractNum w:abstractNumId="26" w15:restartNumberingAfterBreak="0">
     <w:nsid w:val="2B202135"/>
     <w:multiLevelType w:val="multilevel"/>
     <w:tmpl w:val="2E4203EE"/>
@@ -5369,7 +5292,156 @@
       </w:rPr>
     </w:lvl>
   </w:abstractNum>
-  <w:abstractNum w:abstractNumId="25" w15:restartNumberingAfterBreak="0">
+  <w:abstractNum w:abstractNumId="27" w15:restartNumberingAfterBreak="0">
+    <w:nsid w:val="2F521AB4"/>
+    <w:multiLevelType w:val="multilevel"/>
+    <w:tmpl w:val="4866F514"/>
+    <w:lvl w:ilvl="0">
+      <w:start w:val="1"/>
+      <w:numFmt w:val="bullet"/>
+      <w:lvlText w:val=""/>
+      <w:lvlJc w:val="left"/>
+      <w:pPr>
+        <w:tabs>
+          <w:tab w:val="num" w:pos="720"/>
+        </w:tabs>
+        <w:ind w:left="720" w:hanging="360"/>
+      </w:pPr>
+      <w:rPr>
+        <w:rFonts w:ascii="Symbol" w:hAnsi="Symbol" w:hint="default"/>
+        <w:sz w:val="20"/>
+      </w:rPr>
+    </w:lvl>
+    <w:lvl w:ilvl="1" w:tentative="1">
+      <w:start w:val="1"/>
+      <w:numFmt w:val="bullet"/>
+      <w:lvlText w:val="o"/>
+      <w:lvlJc w:val="left"/>
+      <w:pPr>
+        <w:tabs>
+          <w:tab w:val="num" w:pos="1440"/>
+        </w:tabs>
+        <w:ind w:left="1440" w:hanging="360"/>
+      </w:pPr>
+      <w:rPr>
+        <w:rFonts w:ascii="Courier New" w:hAnsi="Courier New" w:hint="default"/>
+        <w:sz w:val="20"/>
+      </w:rPr>
+    </w:lvl>
+    <w:lvl w:ilvl="2" w:tentative="1">
+      <w:start w:val="1"/>
+      <w:numFmt w:val="bullet"/>
+      <w:lvlText w:val=""/>
+      <w:lvlJc w:val="left"/>
+      <w:pPr>
+        <w:tabs>
+          <w:tab w:val="num" w:pos="2160"/>
+        </w:tabs>
+        <w:ind w:left="2160" w:hanging="360"/>
+      </w:pPr>
+      <w:rPr>
+        <w:rFonts w:ascii="Wingdings" w:hAnsi="Wingdings" w:hint="default"/>
+        <w:sz w:val="20"/>
+      </w:rPr>
+    </w:lvl>
+    <w:lvl w:ilvl="3" w:tentative="1">
+      <w:start w:val="1"/>
+      <w:numFmt w:val="bullet"/>
+      <w:lvlText w:val=""/>
+      <w:lvlJc w:val="left"/>
+      <w:pPr>
+        <w:tabs>
+          <w:tab w:val="num" w:pos="2880"/>
+        </w:tabs>
+        <w:ind w:left="2880" w:hanging="360"/>
+      </w:pPr>
+      <w:rPr>
+        <w:rFonts w:ascii="Wingdings" w:hAnsi="Wingdings" w:hint="default"/>
+        <w:sz w:val="20"/>
+      </w:rPr>
+    </w:lvl>
+    <w:lvl w:ilvl="4" w:tentative="1">
+      <w:start w:val="1"/>
+      <w:numFmt w:val="bullet"/>
+      <w:lvlText w:val=""/>
+      <w:lvlJc w:val="left"/>
+      <w:pPr>
+        <w:tabs>
+          <w:tab w:val="num" w:pos="3600"/>
+        </w:tabs>
+        <w:ind w:left="3600" w:hanging="360"/>
+      </w:pPr>
+      <w:rPr>
+        <w:rFonts w:ascii="Wingdings" w:hAnsi="Wingdings" w:hint="default"/>
+        <w:sz w:val="20"/>
+      </w:rPr>
+    </w:lvl>
+    <w:lvl w:ilvl="5" w:tentative="1">
+      <w:start w:val="1"/>
+      <w:numFmt w:val="bullet"/>
+      <w:lvlText w:val=""/>
+      <w:lvlJc w:val="left"/>
+      <w:pPr>
+        <w:tabs>
+          <w:tab w:val="num" w:pos="4320"/>
+        </w:tabs>
+        <w:ind w:left="4320" w:hanging="360"/>
+      </w:pPr>
+      <w:rPr>
+        <w:rFonts w:ascii="Wingdings" w:hAnsi="Wingdings" w:hint="default"/>
+        <w:sz w:val="20"/>
+      </w:rPr>
+    </w:lvl>
+    <w:lvl w:ilvl="6" w:tentative="1">
+      <w:start w:val="1"/>
+      <w:numFmt w:val="bullet"/>
+      <w:lvlText w:val=""/>
+      <w:lvlJc w:val="left"/>
+      <w:pPr>
+        <w:tabs>
+          <w:tab w:val="num" w:pos="5040"/>
+        </w:tabs>
+        <w:ind w:left="5040" w:hanging="360"/>
+      </w:pPr>
+      <w:rPr>
+        <w:rFonts w:ascii="Wingdings" w:hAnsi="Wingdings" w:hint="default"/>
+        <w:sz w:val="20"/>
+      </w:rPr>
+    </w:lvl>
+    <w:lvl w:ilvl="7" w:tentative="1">
+      <w:start w:val="1"/>
+      <w:numFmt w:val="bullet"/>
+      <w:lvlText w:val=""/>
+      <w:lvlJc w:val="left"/>
+      <w:pPr>
+        <w:tabs>
+          <w:tab w:val="num" w:pos="5760"/>
+        </w:tabs>
+        <w:ind w:left="5760" w:hanging="360"/>
+      </w:pPr>
+      <w:rPr>
+        <w:rFonts w:ascii="Wingdings" w:hAnsi="Wingdings" w:hint="default"/>
+        <w:sz w:val="20"/>
+      </w:rPr>
+    </w:lvl>
+    <w:lvl w:ilvl="8" w:tentative="1">
+      <w:start w:val="1"/>
+      <w:numFmt w:val="bullet"/>
+      <w:lvlText w:val=""/>
+      <w:lvlJc w:val="left"/>
+      <w:pPr>
+        <w:tabs>
+          <w:tab w:val="num" w:pos="6480"/>
+        </w:tabs>
+        <w:ind w:left="6480" w:hanging="360"/>
+      </w:pPr>
+      <w:rPr>
+        <w:rFonts w:ascii="Wingdings" w:hAnsi="Wingdings" w:hint="default"/>
+        <w:sz w:val="20"/>
+      </w:rPr>
+    </w:lvl>
+  </w:abstractNum>
+  <w:abstractNum w:abstractNumId="28" w15:restartNumberingAfterBreak="0">
     <w:nsid w:val="30376201"/>
     <w:multiLevelType w:val="multilevel"/>
     <w:tmpl w:val="0D3AED5A"/>
@@ -5482,7 +5554,7 @@
       </w:pPr>
     </w:lvl>
   </w:abstractNum>
-  <w:abstractNum w:abstractNumId="26" w15:restartNumberingAfterBreak="0">
+  <w:abstractNum w:abstractNumId="29" w15:restartNumberingAfterBreak="0">
     <w:nsid w:val="30E51074"/>
     <w:multiLevelType w:val="multilevel"/>
     <w:tmpl w:val="B20E404C"/>
@@ -5631,7 +5703,7 @@
       </w:rPr>
     </w:lvl>
   </w:abstractNum>
-  <w:abstractNum w:abstractNumId="27" w15:restartNumberingAfterBreak="0">
+  <w:abstractNum w:abstractNumId="30" w15:restartNumberingAfterBreak="0">
     <w:nsid w:val="31E85905"/>
     <w:multiLevelType w:val="multilevel"/>
     <w:tmpl w:val="B80046EE"/>
@@ -5780,7 +5852,7 @@
       </w:rPr>
     </w:lvl>
   </w:abstractNum>
-  <w:abstractNum w:abstractNumId="28" w15:restartNumberingAfterBreak="0">
+  <w:abstractNum w:abstractNumId="31" w15:restartNumberingAfterBreak="0">
     <w:nsid w:val="350C4C1A"/>
     <w:multiLevelType w:val="hybridMultilevel"/>
     <w:tmpl w:val="6D40A144"/>
@@ -5893,7 +5965,7 @@
       </w:rPr>
     </w:lvl>
   </w:abstractNum>
-  <w:abstractNum w:abstractNumId="29" w15:restartNumberingAfterBreak="0">
+  <w:abstractNum w:abstractNumId="32" w15:restartNumberingAfterBreak="0">
     <w:nsid w:val="3607621C"/>
     <w:multiLevelType w:val="multilevel"/>
     <w:tmpl w:val="0C9AEED4"/>
@@ -6006,7 +6078,7 @@
       </w:pPr>
     </w:lvl>
   </w:abstractNum>
-  <w:abstractNum w:abstractNumId="30" w15:restartNumberingAfterBreak="0">
+  <w:abstractNum w:abstractNumId="33" w15:restartNumberingAfterBreak="0">
     <w:nsid w:val="37ED4C39"/>
     <w:multiLevelType w:val="multilevel"/>
     <w:tmpl w:val="CE5AE0A8"/>
@@ -6155,7 +6227,7 @@
       </w:rPr>
     </w:lvl>
   </w:abstractNum>
-  <w:abstractNum w:abstractNumId="31" w15:restartNumberingAfterBreak="0">
+  <w:abstractNum w:abstractNumId="34" w15:restartNumberingAfterBreak="0">
     <w:nsid w:val="38D61C24"/>
     <w:multiLevelType w:val="multilevel"/>
     <w:tmpl w:val="A5AA11D2"/>
@@ -6304,7 +6376,7 @@
       </w:rPr>
     </w:lvl>
   </w:abstractNum>
-  <w:abstractNum w:abstractNumId="32" w15:restartNumberingAfterBreak="0">
+  <w:abstractNum w:abstractNumId="35" w15:restartNumberingAfterBreak="0">
     <w:nsid w:val="3A0C2E43"/>
     <w:multiLevelType w:val="hybridMultilevel"/>
     <w:tmpl w:val="FC86296E"/>
@@ -6390,7 +6462,7 @@
       </w:pPr>
     </w:lvl>
   </w:abstractNum>
-  <w:abstractNum w:abstractNumId="33" w15:restartNumberingAfterBreak="0">
+  <w:abstractNum w:abstractNumId="36" w15:restartNumberingAfterBreak="0">
     <w:nsid w:val="3A5D3E36"/>
     <w:multiLevelType w:val="hybridMultilevel"/>
     <w:tmpl w:val="B966079A"/>
@@ -6503,7 +6575,7 @@
       </w:rPr>
     </w:lvl>
   </w:abstractNum>
-  <w:abstractNum w:abstractNumId="34" w15:restartNumberingAfterBreak="0">
+  <w:abstractNum w:abstractNumId="37" w15:restartNumberingAfterBreak="0">
     <w:nsid w:val="3AA17F9C"/>
     <w:multiLevelType w:val="multilevel"/>
     <w:tmpl w:val="A782C92C"/>
@@ -6652,7 +6724,7 @@
       </w:rPr>
     </w:lvl>
   </w:abstractNum>
-  <w:abstractNum w:abstractNumId="35" w15:restartNumberingAfterBreak="0">
+  <w:abstractNum w:abstractNumId="38" w15:restartNumberingAfterBreak="0">
     <w:nsid w:val="3B392D9D"/>
     <w:multiLevelType w:val="multilevel"/>
     <w:tmpl w:val="1D525D32"/>
@@ -6801,7 +6873,7 @@
       </w:rPr>
     </w:lvl>
   </w:abstractNum>
-  <w:abstractNum w:abstractNumId="36" w15:restartNumberingAfterBreak="0">
+  <w:abstractNum w:abstractNumId="39" w15:restartNumberingAfterBreak="0">
     <w:nsid w:val="41FB0645"/>
     <w:multiLevelType w:val="multilevel"/>
     <w:tmpl w:val="5B4628F8"/>
@@ -6950,7 +7022,7 @@
       </w:rPr>
     </w:lvl>
   </w:abstractNum>
-  <w:abstractNum w:abstractNumId="37" w15:restartNumberingAfterBreak="0">
+  <w:abstractNum w:abstractNumId="40" w15:restartNumberingAfterBreak="0">
     <w:nsid w:val="42AF79B3"/>
     <w:multiLevelType w:val="hybridMultilevel"/>
     <w:tmpl w:val="139459E4"/>
@@ -7036,7 +7108,7 @@
       </w:pPr>
     </w:lvl>
   </w:abstractNum>
-  <w:abstractNum w:abstractNumId="38" w15:restartNumberingAfterBreak="0">
+  <w:abstractNum w:abstractNumId="41" w15:restartNumberingAfterBreak="0">
     <w:nsid w:val="447B64FF"/>
     <w:multiLevelType w:val="multilevel"/>
     <w:tmpl w:val="C3867C62"/>
@@ -7185,7 +7257,7 @@
       </w:rPr>
     </w:lvl>
   </w:abstractNum>
-  <w:abstractNum w:abstractNumId="39" w15:restartNumberingAfterBreak="0">
+  <w:abstractNum w:abstractNumId="42" w15:restartNumberingAfterBreak="0">
     <w:nsid w:val="4554658D"/>
     <w:multiLevelType w:val="multilevel"/>
     <w:tmpl w:val="2BE6A464"/>
@@ -7334,7 +7406,7 @@
       </w:rPr>
     </w:lvl>
   </w:abstractNum>
-  <w:abstractNum w:abstractNumId="40" w15:restartNumberingAfterBreak="0">
+  <w:abstractNum w:abstractNumId="43" w15:restartNumberingAfterBreak="0">
     <w:nsid w:val="4868018C"/>
     <w:multiLevelType w:val="multilevel"/>
     <w:tmpl w:val="F3E64122"/>
@@ -7483,7 +7555,7 @@
       </w:rPr>
     </w:lvl>
   </w:abstractNum>
-  <w:abstractNum w:abstractNumId="41" w15:restartNumberingAfterBreak="0">
+  <w:abstractNum w:abstractNumId="44" w15:restartNumberingAfterBreak="0">
     <w:nsid w:val="491F6BED"/>
     <w:multiLevelType w:val="multilevel"/>
     <w:tmpl w:val="9A40243A"/>
@@ -7623,7 +7695,7 @@
       </w:rPr>
     </w:lvl>
   </w:abstractNum>
-  <w:abstractNum w:abstractNumId="42" w15:restartNumberingAfterBreak="0">
+  <w:abstractNum w:abstractNumId="45" w15:restartNumberingAfterBreak="0">
     <w:nsid w:val="4A9A3114"/>
     <w:multiLevelType w:val="multilevel"/>
     <w:tmpl w:val="31EEFC8A"/>
@@ -7736,7 +7808,7 @@
       </w:pPr>
     </w:lvl>
   </w:abstractNum>
-  <w:abstractNum w:abstractNumId="43" w15:restartNumberingAfterBreak="0">
+  <w:abstractNum w:abstractNumId="46" w15:restartNumberingAfterBreak="0">
     <w:nsid w:val="504C4C82"/>
     <w:multiLevelType w:val="hybridMultilevel"/>
     <w:tmpl w:val="D4A8DCAC"/>
@@ -7849,7 +7921,7 @@
       </w:rPr>
     </w:lvl>
   </w:abstractNum>
-  <w:abstractNum w:abstractNumId="44" w15:restartNumberingAfterBreak="0">
+  <w:abstractNum w:abstractNumId="47" w15:restartNumberingAfterBreak="0">
     <w:nsid w:val="50B3244B"/>
     <w:multiLevelType w:val="multilevel"/>
     <w:tmpl w:val="160AFC1A"/>
@@ -7998,7 +8070,7 @@
       </w:rPr>
     </w:lvl>
   </w:abstractNum>
-  <w:abstractNum w:abstractNumId="45" w15:restartNumberingAfterBreak="0">
+  <w:abstractNum w:abstractNumId="48" w15:restartNumberingAfterBreak="0">
     <w:nsid w:val="51F0385D"/>
     <w:multiLevelType w:val="multilevel"/>
     <w:tmpl w:val="31B0A46E"/>
@@ -8147,7 +8219,7 @@
       </w:rPr>
     </w:lvl>
   </w:abstractNum>
-  <w:abstractNum w:abstractNumId="46" w15:restartNumberingAfterBreak="0">
+  <w:abstractNum w:abstractNumId="49" w15:restartNumberingAfterBreak="0">
     <w:nsid w:val="53B62A8C"/>
     <w:multiLevelType w:val="multilevel"/>
     <w:tmpl w:val="D3505358"/>
@@ -8260,7 +8332,7 @@
       </w:pPr>
     </w:lvl>
   </w:abstractNum>
-  <w:abstractNum w:abstractNumId="47" w15:restartNumberingAfterBreak="0">
+  <w:abstractNum w:abstractNumId="50" w15:restartNumberingAfterBreak="0">
     <w:nsid w:val="57F9241C"/>
     <w:multiLevelType w:val="multilevel"/>
     <w:tmpl w:val="E9B2E89A"/>
@@ -8373,7 +8445,7 @@
       </w:pPr>
     </w:lvl>
   </w:abstractNum>
-  <w:abstractNum w:abstractNumId="48" w15:restartNumberingAfterBreak="0">
+  <w:abstractNum w:abstractNumId="51" w15:restartNumberingAfterBreak="0">
     <w:nsid w:val="5A222006"/>
     <w:multiLevelType w:val="multilevel"/>
     <w:tmpl w:val="66926B3E"/>
@@ -8486,7 +8558,7 @@
       </w:pPr>
     </w:lvl>
   </w:abstractNum>
-  <w:abstractNum w:abstractNumId="49" w15:restartNumberingAfterBreak="0">
+  <w:abstractNum w:abstractNumId="52" w15:restartNumberingAfterBreak="0">
     <w:nsid w:val="5F0E670E"/>
     <w:multiLevelType w:val="hybridMultilevel"/>
     <w:tmpl w:val="42C4E98C"/>
@@ -8575,7 +8647,7 @@
       </w:pPr>
     </w:lvl>
   </w:abstractNum>
-  <w:abstractNum w:abstractNumId="50" w15:restartNumberingAfterBreak="0">
+  <w:abstractNum w:abstractNumId="53" w15:restartNumberingAfterBreak="0">
     <w:nsid w:val="64FA1F19"/>
     <w:multiLevelType w:val="hybridMultilevel"/>
     <w:tmpl w:val="5CCC8C12"/>
@@ -8665,7 +8737,7 @@
       </w:pPr>
     </w:lvl>
   </w:abstractNum>
-  <w:abstractNum w:abstractNumId="51" w15:restartNumberingAfterBreak="0">
+  <w:abstractNum w:abstractNumId="54" w15:restartNumberingAfterBreak="0">
     <w:nsid w:val="65D90BC6"/>
     <w:multiLevelType w:val="multilevel"/>
     <w:tmpl w:val="948686D2"/>
@@ -8782,7 +8854,7 @@
       </w:pPr>
     </w:lvl>
   </w:abstractNum>
-  <w:abstractNum w:abstractNumId="52" w15:restartNumberingAfterBreak="0">
+  <w:abstractNum w:abstractNumId="55" w15:restartNumberingAfterBreak="0">
     <w:nsid w:val="688F0EF7"/>
     <w:multiLevelType w:val="multilevel"/>
     <w:tmpl w:val="9904A45A"/>
@@ -8895,7 +8967,7 @@
       </w:pPr>
     </w:lvl>
   </w:abstractNum>
-  <w:abstractNum w:abstractNumId="53" w15:restartNumberingAfterBreak="0">
+  <w:abstractNum w:abstractNumId="56" w15:restartNumberingAfterBreak="0">
     <w:nsid w:val="6A687666"/>
     <w:multiLevelType w:val="multilevel"/>
     <w:tmpl w:val="15D4C602"/>
@@ -9044,7 +9116,7 @@
       </w:rPr>
     </w:lvl>
   </w:abstractNum>
-  <w:abstractNum w:abstractNumId="54" w15:restartNumberingAfterBreak="0">
+  <w:abstractNum w:abstractNumId="57" w15:restartNumberingAfterBreak="0">
     <w:nsid w:val="6EA73D91"/>
     <w:multiLevelType w:val="multilevel"/>
     <w:tmpl w:val="65B09B66"/>
@@ -9157,7 +9229,120 @@
       </w:pPr>
     </w:lvl>
   </w:abstractNum>
-  <w:abstractNum w:abstractNumId="55" w15:restartNumberingAfterBreak="0">
+  <w:abstractNum w:abstractNumId="58" w15:restartNumberingAfterBreak="0">
+    <w:nsid w:val="6EB43BCE"/>
+    <w:multiLevelType w:val="multilevel"/>
+    <w:tmpl w:val="FD543A5E"/>
+    <w:lvl w:ilvl="0">
+      <w:start w:val="1"/>
+      <w:numFmt w:val="decimal"/>
+      <w:lvlText w:val="%1."/>
+      <w:lvlJc w:val="left"/>
+      <w:pPr>
+        <w:tabs>
+          <w:tab w:val="num" w:pos="720"/>
+        </w:tabs>
+        <w:ind w:left="720" w:hanging="360"/>
+      </w:pPr>
+    </w:lvl>
+    <w:lvl w:ilvl="1" w:tentative="1">
+      <w:start w:val="1"/>
+      <w:numFmt w:val="decimal"/>
+      <w:lvlText w:val="%2."/>
+      <w:lvlJc w:val="left"/>
+      <w:pPr>
+        <w:tabs>
+          <w:tab w:val="num" w:pos="1440"/>
+        </w:tabs>
+        <w:ind w:left="1440" w:hanging="360"/>
+      </w:pPr>
+    </w:lvl>
+    <w:lvl w:ilvl="2" w:tentative="1">
+      <w:start w:val="1"/>
+      <w:numFmt w:val="decimal"/>
+      <w:lvlText w:val="%3."/>
+      <w:lvlJc w:val="left"/>
+      <w:pPr>
+        <w:tabs>
+          <w:tab w:val="num" w:pos="2160"/>
+        </w:tabs>
+        <w:ind w:left="2160" w:hanging="360"/>
+      </w:pPr>
+    </w:lvl>
+    <w:lvl w:ilvl="3" w:tentative="1">
+      <w:start w:val="1"/>
+      <w:numFmt w:val="decimal"/>
+      <w:lvlText w:val="%4."/>
+      <w:lvlJc w:val="left"/>
+      <w:pPr>
+        <w:tabs>
+          <w:tab w:val="num" w:pos="2880"/>
+        </w:tabs>
+        <w:ind w:left="2880" w:hanging="360"/>
+      </w:pPr>
+    </w:lvl>
+    <w:lvl w:ilvl="4" w:tentative="1">
+      <w:start w:val="1"/>
+      <w:numFmt w:val="decimal"/>
+      <w:lvlText w:val="%5."/>
+      <w:lvlJc w:val="left"/>
+      <w:pPr>
+        <w:tabs>
+          <w:tab w:val="num" w:pos="3600"/>
+        </w:tabs>
+        <w:ind w:left="3600" w:hanging="360"/>
+      </w:pPr>
+    </w:lvl>
+    <w:lvl w:ilvl="5" w:tentative="1">
+      <w:start w:val="1"/>
+      <w:numFmt w:val="decimal"/>
+      <w:lvlText w:val="%6."/>
+      <w:lvlJc w:val="left"/>
+      <w:pPr>
+        <w:tabs>
+          <w:tab w:val="num" w:pos="4320"/>
+        </w:tabs>
+        <w:ind w:left="4320" w:hanging="360"/>
+      </w:pPr>
+    </w:lvl>
+    <w:lvl w:ilvl="6" w:tentative="1">
+      <w:start w:val="1"/>
+      <w:numFmt w:val="decimal"/>
+      <w:lvlText w:val="%7."/>
+      <w:lvlJc w:val="left"/>
+      <w:pPr>
+        <w:tabs>
+          <w:tab w:val="num" w:pos="5040"/>
+        </w:tabs>
+        <w:ind w:left="5040" w:hanging="360"/>
+      </w:pPr>
+    </w:lvl>
+    <w:lvl w:ilvl="7" w:tentative="1">
+      <w:start w:val="1"/>
+      <w:numFmt w:val="decimal"/>
+      <w:lvlText w:val="%8."/>
+      <w:lvlJc w:val="left"/>
+      <w:pPr>
+        <w:tabs>
+          <w:tab w:val="num" w:pos="5760"/>
+        </w:tabs>
+        <w:ind w:left="5760" w:hanging="360"/>
+      </w:pPr>
+    </w:lvl>
+    <w:lvl w:ilvl="8" w:tentative="1">
+      <w:start w:val="1"/>
+      <w:numFmt w:val="decimal"/>
+      <w:lvlText w:val="%9."/>
+      <w:lvlJc w:val="left"/>
+      <w:pPr>
+        <w:tabs>
+          <w:tab w:val="num" w:pos="6480"/>
+        </w:tabs>
+        <w:ind w:left="6480" w:hanging="360"/>
+      </w:pPr>
+    </w:lvl>
+  </w:abstractNum>
+  <w:abstractNum w:abstractNumId="59" w15:restartNumberingAfterBreak="0">
     <w:nsid w:val="700B2EEA"/>
     <w:multiLevelType w:val="hybridMultilevel"/>
     <w:tmpl w:val="150E2814"/>
@@ -9269,7 +9454,7 @@
       </w:rPr>
     </w:lvl>
   </w:abstractNum>
-  <w:abstractNum w:abstractNumId="56" w15:restartNumberingAfterBreak="0">
+  <w:abstractNum w:abstractNumId="60" w15:restartNumberingAfterBreak="0">
     <w:nsid w:val="714F3DBF"/>
     <w:multiLevelType w:val="multilevel"/>
     <w:tmpl w:val="2632C2E2"/>
@@ -9418,7 +9603,7 @@
       </w:rPr>
     </w:lvl>
   </w:abstractNum>
-  <w:abstractNum w:abstractNumId="57" w15:restartNumberingAfterBreak="0">
+  <w:abstractNum w:abstractNumId="61" w15:restartNumberingAfterBreak="0">
     <w:nsid w:val="72685D61"/>
     <w:multiLevelType w:val="multilevel"/>
     <w:tmpl w:val="234677B2"/>
@@ -9567,7 +9752,7 @@
       </w:rPr>
     </w:lvl>
   </w:abstractNum>
-  <w:abstractNum w:abstractNumId="58" w15:restartNumberingAfterBreak="0">
+  <w:abstractNum w:abstractNumId="62" w15:restartNumberingAfterBreak="0">
     <w:nsid w:val="747743E6"/>
     <w:multiLevelType w:val="multilevel"/>
     <w:tmpl w:val="9A40243A"/>
@@ -9707,7 +9892,7 @@
       </w:rPr>
     </w:lvl>
   </w:abstractNum>
-  <w:abstractNum w:abstractNumId="59" w15:restartNumberingAfterBreak="0">
+  <w:abstractNum w:abstractNumId="63" w15:restartNumberingAfterBreak="0">
     <w:nsid w:val="77CB0617"/>
     <w:multiLevelType w:val="multilevel"/>
     <w:tmpl w:val="84ECF892"/>
@@ -9856,7 +10041,7 @@
       </w:rPr>
     </w:lvl>
   </w:abstractNum>
-  <w:abstractNum w:abstractNumId="60" w15:restartNumberingAfterBreak="0">
+  <w:abstractNum w:abstractNumId="64" w15:restartNumberingAfterBreak="0">
     <w:nsid w:val="78C328C7"/>
     <w:multiLevelType w:val="multilevel"/>
     <w:tmpl w:val="392CAA18"/>
@@ -9969,7 +10154,7 @@
       </w:pPr>
     </w:lvl>
   </w:abstractNum>
-  <w:abstractNum w:abstractNumId="61" w15:restartNumberingAfterBreak="0">
+  <w:abstractNum w:abstractNumId="65" w15:restartNumberingAfterBreak="0">
     <w:nsid w:val="79B315E7"/>
     <w:multiLevelType w:val="multilevel"/>
     <w:tmpl w:val="0A6E66A8"/>
@@ -10118,7 +10303,7 @@
       </w:rPr>
     </w:lvl>
   </w:abstractNum>
-  <w:abstractNum w:abstractNumId="62" w15:restartNumberingAfterBreak="0">
+  <w:abstractNum w:abstractNumId="66" w15:restartNumberingAfterBreak="0">
     <w:nsid w:val="7E9B55FB"/>
     <w:multiLevelType w:val="multilevel"/>
     <w:tmpl w:val="AD2CF138"/>
@@ -10268,73 +10453,73 @@
     </w:lvl>
   </w:abstractNum>
   <w:num w:numId="1" w16cid:durableId="702750078">
-    <w:abstractNumId w:val="34"/>
+    <w:abstractNumId w:val="37"/>
   </w:num>
   <w:num w:numId="2" w16cid:durableId="778985985">
     <w:abstractNumId w:val="3"/>
   </w:num>
   <w:num w:numId="3" w16cid:durableId="105514169">
-    <w:abstractNumId w:val="24"/>
+    <w:abstractNumId w:val="26"/>
   </w:num>
   <w:num w:numId="4" w16cid:durableId="2023238728">
-    <w:abstractNumId w:val="56"/>
+    <w:abstractNumId w:val="60"/>
   </w:num>
   <w:num w:numId="5" w16cid:durableId="1819376201">
     <w:abstractNumId w:val="9"/>
   </w:num>
   <w:num w:numId="6" w16cid:durableId="1137989675">
-    <w:abstractNumId w:val="22"/>
+    <w:abstractNumId w:val="23"/>
   </w:num>
   <w:num w:numId="7" w16cid:durableId="657267342">
     <w:abstractNumId w:val="14"/>
   </w:num>
   <w:num w:numId="8" w16cid:durableId="1145469137">
-    <w:abstractNumId w:val="52"/>
+    <w:abstractNumId w:val="55"/>
   </w:num>
   <w:num w:numId="9" w16cid:durableId="120390120">
-    <w:abstractNumId w:val="60"/>
+    <w:abstractNumId w:val="64"/>
   </w:num>
   <w:num w:numId="10" w16cid:durableId="338235295">
-    <w:abstractNumId w:val="62"/>
+    <w:abstractNumId w:val="66"/>
   </w:num>
   <w:num w:numId="11" w16cid:durableId="1936091128">
-    <w:abstractNumId w:val="35"/>
+    <w:abstractNumId w:val="38"/>
   </w:num>
   <w:num w:numId="12" w16cid:durableId="7026516">
-    <w:abstractNumId w:val="37"/>
+    <w:abstractNumId w:val="40"/>
   </w:num>
   <w:num w:numId="13" w16cid:durableId="1469588212">
     <w:abstractNumId w:val="15"/>
   </w:num>
   <w:num w:numId="14" w16cid:durableId="1536842495">
-    <w:abstractNumId w:val="32"/>
+    <w:abstractNumId w:val="35"/>
   </w:num>
   <w:num w:numId="15" w16cid:durableId="679620657">
     <w:abstractNumId w:val="5"/>
   </w:num>
   <w:num w:numId="16" w16cid:durableId="1725787641">
-    <w:abstractNumId w:val="33"/>
+    <w:abstractNumId w:val="36"/>
   </w:num>
   <w:num w:numId="17" w16cid:durableId="735861336">
-    <w:abstractNumId w:val="28"/>
+    <w:abstractNumId w:val="31"/>
   </w:num>
   <w:num w:numId="18" w16cid:durableId="1339428528">
-    <w:abstractNumId w:val="49"/>
+    <w:abstractNumId w:val="52"/>
   </w:num>
   <w:num w:numId="19" w16cid:durableId="216166788">
-    <w:abstractNumId w:val="54"/>
+    <w:abstractNumId w:val="57"/>
   </w:num>
   <w:num w:numId="20" w16cid:durableId="56562630">
-    <w:abstractNumId w:val="43"/>
+    <w:abstractNumId w:val="46"/>
   </w:num>
   <w:num w:numId="21" w16cid:durableId="866604705">
-    <w:abstractNumId w:val="58"/>
+    <w:abstractNumId w:val="62"/>
   </w:num>
   <w:num w:numId="22" w16cid:durableId="2028021422">
-    <w:abstractNumId w:val="58"/>
+    <w:abstractNumId w:val="62"/>
   </w:num>
   <w:num w:numId="23" w16cid:durableId="980960396">
-    <w:abstractNumId w:val="50"/>
+    <w:abstractNumId w:val="53"/>
   </w:num>
   <w:num w:numId="24" w16cid:durableId="1608807128">
     <w:abstractNumId w:val="6"/>
@@ -10371,10 +10556,10 @@
     <w:abstractNumId w:val="19"/>
   </w:num>
   <w:num w:numId="27" w16cid:durableId="1477718251">
-    <w:abstractNumId w:val="55"/>
+    <w:abstractNumId w:val="59"/>
   </w:num>
   <w:num w:numId="28" w16cid:durableId="416906153">
-    <w:abstractNumId w:val="41"/>
+    <w:abstractNumId w:val="44"/>
   </w:num>
   <w:num w:numId="29" w16cid:durableId="1802072958">
     <w:abstractNumId w:val="11"/>
@@ -10383,16 +10568,16 @@
     <w:abstractNumId w:val="12"/>
   </w:num>
   <w:num w:numId="31" w16cid:durableId="385835552">
-    <w:abstractNumId w:val="39"/>
+    <w:abstractNumId w:val="42"/>
   </w:num>
   <w:num w:numId="32" w16cid:durableId="749038523">
-    <w:abstractNumId w:val="25"/>
+    <w:abstractNumId w:val="28"/>
   </w:num>
   <w:num w:numId="33" w16cid:durableId="1645045261">
-    <w:abstractNumId w:val="29"/>
+    <w:abstractNumId w:val="32"/>
   </w:num>
   <w:num w:numId="34" w16cid:durableId="486554611">
-    <w:abstractNumId w:val="40"/>
+    <w:abstractNumId w:val="43"/>
   </w:num>
   <w:num w:numId="35" w16cid:durableId="645857326">
     <w:abstractNumId w:val="21"/>
@@ -10401,37 +10586,37 @@
     <w:abstractNumId w:val="0"/>
   </w:num>
   <w:num w:numId="37" w16cid:durableId="1411808966">
-    <w:abstractNumId w:val="45"/>
+    <w:abstractNumId w:val="48"/>
   </w:num>
   <w:num w:numId="38" w16cid:durableId="452603536">
-    <w:abstractNumId w:val="36"/>
+    <w:abstractNumId w:val="39"/>
   </w:num>
   <w:num w:numId="39" w16cid:durableId="160051865">
     <w:abstractNumId w:val="7"/>
   </w:num>
   <w:num w:numId="40" w16cid:durableId="1547057778">
-    <w:abstractNumId w:val="46"/>
+    <w:abstractNumId w:val="49"/>
   </w:num>
   <w:num w:numId="41" w16cid:durableId="1399745156">
-    <w:abstractNumId w:val="61"/>
+    <w:abstractNumId w:val="65"/>
   </w:num>
   <w:num w:numId="42" w16cid:durableId="1730763224">
-    <w:abstractNumId w:val="53"/>
+    <w:abstractNumId w:val="56"/>
   </w:num>
   <w:num w:numId="43" w16cid:durableId="2133548343">
     <w:abstractNumId w:val="20"/>
   </w:num>
   <w:num w:numId="44" w16cid:durableId="2051375094">
-    <w:abstractNumId w:val="47"/>
+    <w:abstractNumId w:val="50"/>
   </w:num>
   <w:num w:numId="45" w16cid:durableId="584844598">
-    <w:abstractNumId w:val="30"/>
+    <w:abstractNumId w:val="33"/>
   </w:num>
   <w:num w:numId="46" w16cid:durableId="2129159436">
     <w:abstractNumId w:val="17"/>
   </w:num>
   <w:num w:numId="47" w16cid:durableId="82842845">
-    <w:abstractNumId w:val="44"/>
+    <w:abstractNumId w:val="47"/>
   </w:num>
   <w:num w:numId="48" w16cid:durableId="1207719017">
     <w:abstractNumId w:val="13"/>
@@ -10440,10 +10625,10 @@
     <w:abstractNumId w:val="8"/>
   </w:num>
   <w:num w:numId="50" w16cid:durableId="687484288">
-    <w:abstractNumId w:val="57"/>
+    <w:abstractNumId w:val="61"/>
   </w:num>
   <w:num w:numId="51" w16cid:durableId="278608018">
-    <w:abstractNumId w:val="31"/>
+    <w:abstractNumId w:val="34"/>
   </w:num>
   <w:num w:numId="52" w16cid:durableId="1986857561">
     <w:abstractNumId w:val="4"/>
@@ -10452,16 +10637,16 @@
     <w:abstractNumId w:val="2"/>
   </w:num>
   <w:num w:numId="54" w16cid:durableId="1480725966">
-    <w:abstractNumId w:val="51"/>
+    <w:abstractNumId w:val="54"/>
   </w:num>
   <w:num w:numId="55" w16cid:durableId="1035039866">
-    <w:abstractNumId w:val="23"/>
+    <w:abstractNumId w:val="24"/>
   </w:num>
   <w:num w:numId="56" w16cid:durableId="2065905462">
-    <w:abstractNumId w:val="26"/>
+    <w:abstractNumId w:val="29"/>
   </w:num>
   <w:num w:numId="57" w16cid:durableId="1275477585">
-    <w:abstractNumId w:val="48"/>
+    <w:abstractNumId w:val="51"/>
   </w:num>
   <w:num w:numId="58" w16cid:durableId="543564508">
     <w:abstractNumId w:val="18"/>
@@ -10473,16 +10658,28 @@
     <w:abstractNumId w:val="16"/>
   </w:num>
   <w:num w:numId="61" w16cid:durableId="1154300656">
-    <w:abstractNumId w:val="59"/>
+    <w:abstractNumId w:val="63"/>
   </w:num>
   <w:num w:numId="62" w16cid:durableId="1784957407">
-    <w:abstractNumId w:val="42"/>
+    <w:abstractNumId w:val="45"/>
   </w:num>
   <w:num w:numId="63" w16cid:durableId="760222478">
-    <w:abstractNumId w:val="38"/>
+    <w:abstractNumId w:val="41"/>
   </w:num>
   <w:num w:numId="64" w16cid:durableId="1408304272">
+    <w:abstractNumId w:val="30"/>
+  </w:num>
+  <w:num w:numId="65" w16cid:durableId="1165626532">
     <w:abstractNumId w:val="27"/>
+  </w:num>
+  <w:num w:numId="66" w16cid:durableId="1604607371">
+    <w:abstractNumId w:val="25"/>
+  </w:num>
+  <w:num w:numId="67" w16cid:durableId="1564559862">
+    <w:abstractNumId w:val="58"/>
+  </w:num>
+  <w:num w:numId="68" w16cid:durableId="582179917">
+    <w:abstractNumId w:val="22"/>
   </w:num>
 </w:numbering>
 </file>
